--- a/CSDS/A/CSDS-A-A9/9.METHODOLOGY&NOVELTY&KEY CONTRIBUTIONS.docx
+++ b/CSDS/A/CSDS-A-A9/9.METHODOLOGY&NOVELTY&KEY CONTRIBUTIONS.docx
@@ -1170,7 +1170,7 @@
         <w:t xml:space="preserve">Because the application reports its own verdict, a verdict </w:t>
       </w:r>
       <w:r>
-        <w:t>alone is weak evidence. The evaluation therefore adds experiments that the application does not run itself (</w:t>
+        <w:t xml:space="preserve">alone is weak evidence. Four sets of experiments therefore treat the product as a black box. (1) </w:t>
       </w:r>
       <w:r>
         <w:rPr>
@@ -1180,7 +1180,53 @@
         <w:t>scripts/run_experiments.py</w:t>
       </w:r>
       <w:r>
-        <w:t xml:space="preserve">, each writing </w:t>
+        <w:t xml:space="preserve"> runs the default configuration (seed 2026), 50 seeds with every client removed in turn (250 requests), a noise sweep from 0.001 to 1</w:t>
+      </w:r>
+      <w:r>
+        <w:t xml:space="preserve">0, a comparison with a true retrain that draws fresh noise, a noise-free run, sequential removal, seven ledger attacks, scaling to 500 synthetic clients and 100 requests per endpoint. (2) </w:t>
+      </w:r>
+      <w:r>
+        <w:rPr>
+          <w:rFonts w:ascii="Courier New" w:eastAsia="Courier New" w:hAnsi="Courier New" w:cs="Courier New"/>
+          <w:sz w:val="21"/>
+        </w:rPr>
+        <w:t>scripts/run_synthetic_corpus.py</w:t>
+      </w:r>
+      <w:r>
+        <w:t xml:space="preserve"> repeats the study with the real engi</w:t>
+      </w:r>
+      <w:r>
+        <w:t xml:space="preserve">ne on a larger synthetic corpus (20 domains, 200 sentences per client) and finds the federation size at which epsilon below 1 and a useful model coexist. (3) </w:t>
+      </w:r>
+      <w:r>
+        <w:rPr>
+          <w:rFonts w:ascii="Courier New" w:eastAsia="Courier New" w:hAnsi="Courier New" w:cs="Courier New"/>
+          <w:sz w:val="21"/>
+        </w:rPr>
+        <w:t>scripts/run_neural_experiment.py</w:t>
+      </w:r>
+      <w:r>
+        <w:t xml:space="preserve"> applies the same clip, noise and subtract rules to LoRA-style ada</w:t>
+      </w:r>
+      <w:r>
+        <w:t xml:space="preserve">pters of a small neural language model trained on synthetic text. (4) </w:t>
+      </w:r>
+      <w:r>
+        <w:rPr>
+          <w:rFonts w:ascii="Courier New" w:eastAsia="Courier New" w:hAnsi="Courier New" w:cs="Courier New"/>
+          <w:sz w:val="21"/>
+        </w:rPr>
+        <w:t>scripts/run_testing_experiments.py</w:t>
+      </w:r>
+      <w:r>
+        <w:t xml:space="preserve"> measures load and concurrency, 58 security probes </w:t>
+      </w:r>
+      <w:r>
+        <w:lastRenderedPageBreak/>
+        <w:t>and 20 scripted synthetic-user acceptance journeys against the running application. All of them run o</w:t>
+      </w:r>
+      <w:r>
+        <w:t xml:space="preserve">n one Intel Core i5-12500 workstation with 15.7 GB of RAM, write </w:t>
       </w:r>
       <w:r>
         <w:rPr>
@@ -1190,16 +1236,7 @@
         <w:t>experiments/&lt;name&gt;/metrics.json</w:t>
       </w:r>
       <w:r>
-        <w:t xml:space="preserve">): the default configuration (seed 2026); a study of 50 seeds with all five </w:t>
-      </w:r>
-      <w:r>
-        <w:t>clients removed in turn (250 unlearning requests); a sweep of the noise multiplier from 0.001 to 10 with 20 seeds per value; a comparison of the unlearned model with a true retrain that draws fresh noise (200 pairs at each of two noise levels); a noise-fre</w:t>
-      </w:r>
-      <w:r>
-        <w:t xml:space="preserve">e run that shows what the attack sees without noise; sequential removal from five clients to one; seven tampering attacks on the ledger; scaling from 5 to 500 synthetic clients; and 100 requests per endpoint against the live server. All of them run on one </w:t>
-      </w:r>
-      <w:r>
-        <w:t>Intel Core i5-12500 machine with 15.7 GB of RAM and use only the standard library.</w:t>
+        <w:t>, and use synthetic data only.</w:t>
       </w:r>
     </w:p>
     <w:p>
@@ -1212,7 +1249,6 @@
         <w:rPr>
           <w:noProof/>
         </w:rPr>
-        <w:lastRenderedPageBreak/>
         <w:drawing>
           <wp:inline distT="0" distB="0" distL="0" distR="0">
             <wp:extent cx="5593976" cy="3657600"/>
@@ -1268,10 +1304,10 @@
     </w:p>
     <w:p>
       <w:r>
-        <w:t xml:space="preserve">ForgetSafe uses no external dataset. The corpus is defined </w:t>
-      </w:r>
-      <w:r>
-        <w:t xml:space="preserve">in </w:t>
+        <w:t>ForgetSafe uses</w:t>
+      </w:r>
+      <w:r>
+        <w:t xml:space="preserve"> no external dataset. The corpus is defined in </w:t>
       </w:r>
       <w:r>
         <w:rPr>
@@ -1281,10 +1317,10 @@
         <w:t>certified_unlearning/dataset.py</w:t>
       </w:r>
       <w:r>
-        <w:t xml:space="preserve"> and consists of three fixed sets of short English sentences: the records of five simulated clients, a public evaluation set, and a set of non-member sentences. It was written for the demonstrator, is shipped inside the so</w:t>
-      </w:r>
-      <w:r>
-        <w:t>urce file, and so involves no download, licence or personal data. The clients are named by domain: Finance, Healthcare, Education, Retail and Travel, each holding five sentences.</w:t>
+        <w:t xml:space="preserve"> and consists of three fixed sets of short English sentences: the records of five simulated clients, a public evaluation set, and a set of non-member sentences. It was written fo</w:t>
+      </w:r>
+      <w:r>
+        <w:t>r the demonstrator, is shipped inside the source file, and so involves no download, licence or personal data. The clients are named by domain: Finance, Healthcare, Education, Retail and Travel, each holding five sentences.</w:t>
       </w:r>
     </w:p>
     <w:p>
@@ -1292,7 +1328,10 @@
         <w:pStyle w:val="TableCaption"/>
       </w:pPr>
       <w:r>
-        <w:t>Table 2: The five client corpora and their update vectors</w:t>
+        <w:t xml:space="preserve">Table 2: The five client corpora </w:t>
+      </w:r>
+      <w:r>
+        <w:t>and their update vectors</w:t>
       </w:r>
     </w:p>
     <w:tbl>
@@ -1371,14 +1410,7 @@
                 <w:b/>
                 <w:sz w:val="18"/>
               </w:rPr>
-              <w:t>Recor</w:t>
-            </w:r>
-            <w:r>
-              <w:rPr>
-                <w:b/>
-                <w:sz w:val="18"/>
-              </w:rPr>
-              <w:t>ds</w:t>
+              <w:t>Records</w:t>
             </w:r>
           </w:p>
         </w:tc>
@@ -2196,10 +2228,11 @@
     </w:p>
     <w:p>
       <w:r>
-        <w:t xml:space="preserve">Together the clients hold 25 sentences, 1,258 bigram transitions, and 268 distinct non-zero cells out of the 1,089 possible. The samples below show the character of the text; </w:t>
-      </w:r>
-      <w:r>
-        <w:t>every sentence is a short, generic statement tied to the client's domain.</w:t>
+        <w:lastRenderedPageBreak/>
+        <w:t xml:space="preserve">Together the clients hold 25 sentences, 1,258 bigram transitions, and 268 distinct non-zero cells out of the 1,089 possible. The </w:t>
+      </w:r>
+      <w:r>
+        <w:t>samples below show the character of the text; every sentence is a short, generic statement tied to the client's domain.</w:t>
       </w:r>
     </w:p>
     <w:p>
@@ -2223,11 +2256,7 @@
         <w:pStyle w:val="ListBullet"/>
       </w:pPr>
       <w:r>
-        <w:lastRenderedPageBreak/>
-        <w:t>Education: "students learn data science throu</w:t>
-      </w:r>
-      <w:r>
-        <w:t>gh practical projects."</w:t>
+        <w:t>Education: "students learn data science through practical projects."</w:t>
       </w:r>
     </w:p>
     <w:p>
@@ -2257,7 +2286,10 @@
         <w:t>public evaluation set</w:t>
       </w:r>
       <w:r>
-        <w:t xml:space="preserve"> has 5 sentences (275 transitions) on privacy and learning themes and is used to compute perplexity and next-character accuracy for every model state. The </w:t>
+        <w:t xml:space="preserve"> has 5 sentences (275 transitions) on privac</w:t>
+      </w:r>
+      <w:r>
+        <w:t xml:space="preserve">y and learning themes and is used to compute perplexity and next-character accuracy for every model state. The </w:t>
       </w:r>
       <w:r>
         <w:rPr>
@@ -2266,10 +2298,10 @@
         <w:t>non-member set</w:t>
       </w:r>
       <w:r>
-        <w:t xml:space="preserve"> has 5 sentences (262 transitions) that no client holds; it supplies the negative class</w:t>
-      </w:r>
-      <w:r>
-        <w:t xml:space="preserve"> of the membership attack. Measured against the union of the client corpora, 3.3 percent of the public-set transitions and 5.7 percent of the non-member transitions never occur in training, which is why the smoothing constant of the model matters.</w:t>
+        <w:t xml:space="preserve"> has 5 sentences (262 transitions) that no client holds; it supplies the negative class of the membership attack. Measured against </w:t>
+      </w:r>
+      <w:r>
+        <w:t>the union of the client corpora, 3.3 percent of the public-set transitions and 5.7 percent of the non-member transitions never occur in training, which is why the smoothing constant of the model matters.</w:t>
       </w:r>
     </w:p>
     <w:p>
@@ -2277,10 +2309,7 @@
         <w:pStyle w:val="TableCaption"/>
       </w:pPr>
       <w:r>
-        <w:t>Table 3:</w:t>
-      </w:r>
-      <w:r>
-        <w:t xml:space="preserve"> Roles of the three fixed sets</w:t>
+        <w:t>Table 3: Roles of the three fixed sets</w:t>
       </w:r>
     </w:p>
     <w:tbl>
@@ -2519,13 +2548,7 @@
               <w:rPr>
                 <w:sz w:val="19"/>
               </w:rPr>
-              <w:t xml:space="preserve">Utility measurement on data that no client </w:t>
-            </w:r>
-            <w:r>
-              <w:rPr>
-                <w:sz w:val="19"/>
-              </w:rPr>
-              <w:t>owns</w:t>
+              <w:t>Utility measurement on data that no client owns</w:t>
             </w:r>
           </w:p>
         </w:tc>
@@ -2600,7 +2623,13 @@
               <w:rPr>
                 <w:sz w:val="19"/>
               </w:rPr>
-              <w:t>'Non-member' class of the attack</w:t>
+              <w:t>'Non-member'</w:t>
+            </w:r>
+            <w:r>
+              <w:rPr>
+                <w:sz w:val="19"/>
+              </w:rPr>
+              <w:t xml:space="preserve"> class of the attack</w:t>
             </w:r>
           </w:p>
         </w:tc>
@@ -2631,26 +2660,435 @@
     </w:p>
     <w:p>
       <w:r>
-        <w:t xml:space="preserve">There is no train, validation and test split in the machine-learning sense, because nothing is fitted by optimisation; the three sets have disjoint roles instead. The size is </w:t>
-      </w:r>
-      <w:r>
-        <w:t>the main limitation of the data. Twenty-five sentences give a membership attack with only 5 member and 5 non-member scores, so the AUC moves in steps of 0.04, and a single sentence can change it by 0.2. The experiments compensate by repeating the whole pro</w:t>
-      </w:r>
-      <w:r>
-        <w:t>cedure over 50 seeds, but they cannot make the corpus larger.</w:t>
+        <w:t xml:space="preserve">There is no train, validation and test split in the machine-learning sense, because nothing is fitted by optimisation; the three sets have disjoint roles instead. Twenty-five sentences are too few for a bigram model to </w:t>
+      </w:r>
+      <w:r>
+        <w:t>learn from and give the membership attack only 5 member and 5 non-member scores (AUC steps of 0.04). The study therefore adds two larger synthetic corpora, described next, which supply the data for every result beyond the default run.</w:t>
       </w:r>
     </w:p>
     <w:p>
       <w:pPr>
-        <w:pStyle w:val="Heading2"/>
-      </w:pPr>
-      <w:r>
-        <w:t>3  Preprocessing</w:t>
+        <w:pStyle w:val="Heading3"/>
+      </w:pPr>
+      <w:r>
+        <w:t>2.1  Two larger synth</w:t>
+      </w:r>
+      <w:r>
+        <w:t>etic corpora</w:t>
       </w:r>
     </w:p>
     <w:p>
       <w:r>
-        <w:t xml:space="preserve">Preprocessing has three steps, all in </w:t>
+        <w:rPr>
+          <w:b/>
+        </w:rPr>
+        <w:t>Synthetic-grammar corpus</w:t>
+      </w:r>
+      <w:r>
+        <w:t xml:space="preserve"> (</w:t>
+      </w:r>
+      <w:r>
+        <w:rPr>
+          <w:rFonts w:ascii="Courier New" w:eastAsia="Courier New" w:hAnsi="Courier New" w:cs="Courier New"/>
+          <w:sz w:val="21"/>
+        </w:rPr>
+        <w:t>scripts/run_synthetic_corpus.py</w:t>
+      </w:r>
+      <w:r>
+        <w:t>). A seeded template grammar with 12 sentence templates, and 3 more that insert one of six private pseudo-words per client, generates sentences for 20 domains (Finance, Healthcare, Educa</w:t>
+      </w:r>
+      <w:r>
+        <w:t>tion, Retail, Travel and 15 more, each with its own roles, nouns, adjectives, verbs and adverbs). Client i holds 200 training sentences of domain i. Its non-members are 200 held-out sentences of the same generator that were never trained on (the sentence-l</w:t>
+      </w:r>
+      <w:r>
+        <w:t xml:space="preserve">evel attack) and 200 held-out sentences of other clients (the domain-level attack); a 300-sentence public set spread over the domains measures utility. With 200 against 200 scores the attack resolution is 5e-5 instead of 0.04. </w:t>
+      </w:r>
+      <w:r>
+        <w:rPr>
+          <w:b/>
+        </w:rPr>
+        <w:lastRenderedPageBreak/>
+        <w:t>Neural corpus</w:t>
+      </w:r>
+      <w:r>
+        <w:t xml:space="preserve"> (</w:t>
+      </w:r>
+      <w:r>
+        <w:rPr>
+          <w:rFonts w:ascii="Courier New" w:eastAsia="Courier New" w:hAnsi="Courier New" w:cs="Courier New"/>
+          <w:sz w:val="21"/>
+        </w:rPr>
+        <w:t>scripts/run_ne</w:t>
+      </w:r>
+      <w:r>
+        <w:rPr>
+          <w:rFonts w:ascii="Courier New" w:eastAsia="Courier New" w:hAnsi="Courier New" w:cs="Courier New"/>
+          <w:sz w:val="21"/>
+        </w:rPr>
+        <w:t>ural_experiment.py</w:t>
+      </w:r>
+      <w:r>
+        <w:t>). A second grammar builds 8 client domains from pseudo-word vocabularies (14 syllables, 20 nouns, 15 verbs and 15 adjectives per domain, 6 to 10 sentence skeletons), so no real-language knowledge can leak in. Each client has 150 training</w:t>
+      </w:r>
+      <w:r>
+        <w:t xml:space="preserve"> and 150 held-out sentences (overlap checked: 0); a 6,000-sentence public pool pre-trains the base network, a 200-sentence public set measures utility, and 150 sentences of an outsider domain that never joins the federation form the negative class of the c</w:t>
+      </w:r>
+      <w:r>
+        <w:t>lient-level attack.</w:t>
+      </w:r>
+    </w:p>
+    <w:p>
+      <w:pPr>
+        <w:pStyle w:val="TableCaption"/>
+      </w:pPr>
+      <w:r>
+        <w:t>Table 4: The three data sources (all synthetic)</w:t>
+      </w:r>
+    </w:p>
+    <w:tbl>
+      <w:tblPr>
+        <w:tblStyle w:val="TableGrid"/>
+        <w:tblW w:w="0" w:type="auto"/>
+        <w:jc w:val="center"/>
+        <w:tblLook w:val="04A0" w:firstRow="1" w:lastRow="0" w:firstColumn="1" w:lastColumn="0" w:noHBand="0" w:noVBand="1"/>
+      </w:tblPr>
+      <w:tblGrid>
+        <w:gridCol w:w="1863"/>
+        <w:gridCol w:w="2050"/>
+        <w:gridCol w:w="2795"/>
+        <w:gridCol w:w="2609"/>
+      </w:tblGrid>
+      <w:tr>
+        <w:trPr>
+          <w:cantSplit/>
+          <w:tblHeader/>
+          <w:jc w:val="center"/>
+        </w:trPr>
+        <w:tc>
+          <w:tcPr>
+            <w:tcW w:w="1863" w:type="dxa"/>
+            <w:shd w:val="clear" w:color="auto" w:fill="D9E2F3"/>
+          </w:tcPr>
+          <w:p>
+            <w:pPr>
+              <w:spacing w:before="40" w:line="240" w:lineRule="auto"/>
+              <w:jc w:val="left"/>
+            </w:pPr>
+            <w:r>
+              <w:rPr>
+                <w:b/>
+                <w:sz w:val="18"/>
+              </w:rPr>
+              <w:t>Source</w:t>
+            </w:r>
+          </w:p>
+        </w:tc>
+        <w:tc>
+          <w:tcPr>
+            <w:tcW w:w="2050" w:type="dxa"/>
+            <w:shd w:val="clear" w:color="auto" w:fill="D9E2F3"/>
+          </w:tcPr>
+          <w:p>
+            <w:pPr>
+              <w:spacing w:before="40" w:line="240" w:lineRule="auto"/>
+              <w:jc w:val="left"/>
+            </w:pPr>
+            <w:r>
+              <w:rPr>
+                <w:b/>
+                <w:sz w:val="18"/>
+              </w:rPr>
+              <w:t>Clients x sentences</w:t>
+            </w:r>
+          </w:p>
+        </w:tc>
+        <w:tc>
+          <w:tcPr>
+            <w:tcW w:w="2795" w:type="dxa"/>
+            <w:shd w:val="clear" w:color="auto" w:fill="D9E2F3"/>
+          </w:tcPr>
+          <w:p>
+            <w:pPr>
+              <w:spacing w:before="40" w:line="240" w:lineRule="auto"/>
+              <w:jc w:val="left"/>
+            </w:pPr>
+            <w:r>
+              <w:rPr>
+                <w:b/>
+                <w:sz w:val="18"/>
+              </w:rPr>
+              <w:t>Non-members of the attack</w:t>
+            </w:r>
+          </w:p>
+        </w:tc>
+        <w:tc>
+          <w:tcPr>
+            <w:tcW w:w="2609" w:type="dxa"/>
+            <w:shd w:val="clear" w:color="auto" w:fill="D9E2F3"/>
+          </w:tcPr>
+          <w:p>
+            <w:pPr>
+              <w:spacing w:before="40" w:line="240" w:lineRule="auto"/>
+              <w:jc w:val="left"/>
+            </w:pPr>
+            <w:r>
+              <w:rPr>
+                <w:b/>
+                <w:sz w:val="18"/>
+              </w:rPr>
+              <w:t>Used for</w:t>
+            </w:r>
+          </w:p>
+        </w:tc>
+      </w:tr>
+      <w:tr>
+        <w:trPr>
+          <w:cantSplit/>
+          <w:jc w:val="center"/>
+        </w:trPr>
+        <w:tc>
+          <w:tcPr>
+            <w:tcW w:w="1863" w:type="dxa"/>
+          </w:tcPr>
+          <w:p>
+            <w:pPr>
+              <w:spacing w:before="40" w:line="240" w:lineRule="auto"/>
+              <w:jc w:val="left"/>
+            </w:pPr>
+            <w:r>
+              <w:rPr>
+                <w:sz w:val="18"/>
+              </w:rPr>
+              <w:t>Product corpus</w:t>
+            </w:r>
+          </w:p>
+        </w:tc>
+        <w:tc>
+          <w:tcPr>
+            <w:tcW w:w="2050" w:type="dxa"/>
+          </w:tcPr>
+          <w:p>
+            <w:pPr>
+              <w:spacing w:before="40" w:line="240" w:lineRule="auto"/>
+              <w:jc w:val="left"/>
+            </w:pPr>
+            <w:r>
+              <w:rPr>
+                <w:sz w:val="18"/>
+              </w:rPr>
+              <w:t>5 x 5</w:t>
+            </w:r>
+          </w:p>
+        </w:tc>
+        <w:tc>
+          <w:tcPr>
+            <w:tcW w:w="2795" w:type="dxa"/>
+          </w:tcPr>
+          <w:p>
+            <w:pPr>
+              <w:spacing w:before="40" w:line="240" w:lineRule="auto"/>
+              <w:jc w:val="left"/>
+            </w:pPr>
+            <w:r>
+              <w:rPr>
+                <w:sz w:val="18"/>
+              </w:rPr>
+              <w:t>5 fixed sentences</w:t>
+            </w:r>
+          </w:p>
+        </w:tc>
+        <w:tc>
+          <w:tcPr>
+            <w:tcW w:w="2609" w:type="dxa"/>
+          </w:tcPr>
+          <w:p>
+            <w:pPr>
+              <w:spacing w:before="40" w:line="240" w:lineRule="auto"/>
+              <w:jc w:val="left"/>
+            </w:pPr>
+            <w:r>
+              <w:rPr>
+                <w:sz w:val="18"/>
+              </w:rPr>
+              <w:t>Default run, 50 seeds, noise sweep, API tests</w:t>
+            </w:r>
+          </w:p>
+        </w:tc>
+      </w:tr>
+      <w:tr>
+        <w:trPr>
+          <w:cantSplit/>
+          <w:jc w:val="center"/>
+        </w:trPr>
+        <w:tc>
+          <w:tcPr>
+            <w:tcW w:w="1863" w:type="dxa"/>
+          </w:tcPr>
+          <w:p>
+            <w:pPr>
+              <w:spacing w:before="40" w:line="240" w:lineRule="auto"/>
+              <w:jc w:val="left"/>
+            </w:pPr>
+            <w:r>
+              <w:rPr>
+                <w:sz w:val="18"/>
+              </w:rPr>
+              <w:t>Synthetic-grammar corpus</w:t>
+            </w:r>
+          </w:p>
+        </w:tc>
+        <w:tc>
+          <w:tcPr>
+            <w:tcW w:w="2050" w:type="dxa"/>
+          </w:tcPr>
+          <w:p>
+            <w:pPr>
+              <w:spacing w:before="40" w:line="240" w:lineRule="auto"/>
+              <w:jc w:val="left"/>
+            </w:pPr>
+            <w:r>
+              <w:rPr>
+                <w:sz w:val="18"/>
+              </w:rPr>
+              <w:t xml:space="preserve">up to 20 x </w:t>
+            </w:r>
+            <w:r>
+              <w:rPr>
+                <w:sz w:val="18"/>
+              </w:rPr>
+              <w:t>200; up to 4,000 x 100</w:t>
+            </w:r>
+          </w:p>
+        </w:tc>
+        <w:tc>
+          <w:tcPr>
+            <w:tcW w:w="2795" w:type="dxa"/>
+          </w:tcPr>
+          <w:p>
+            <w:pPr>
+              <w:spacing w:before="40" w:line="240" w:lineRule="auto"/>
+              <w:jc w:val="left"/>
+            </w:pPr>
+            <w:r>
+              <w:rPr>
+                <w:sz w:val="18"/>
+              </w:rPr>
+              <w:t>200 held-out of the same client; 200 of other clients</w:t>
+            </w:r>
+          </w:p>
+        </w:tc>
+        <w:tc>
+          <w:tcPr>
+            <w:tcW w:w="2609" w:type="dxa"/>
+          </w:tcPr>
+          <w:p>
+            <w:pPr>
+              <w:spacing w:before="40" w:line="240" w:lineRule="auto"/>
+              <w:jc w:val="left"/>
+            </w:pPr>
+            <w:r>
+              <w:rPr>
+                <w:sz w:val="18"/>
+              </w:rPr>
+              <w:t>Clip norm, domain-level attack, epsilon against federation size, timing</w:t>
+            </w:r>
+          </w:p>
+        </w:tc>
+      </w:tr>
+      <w:tr>
+        <w:trPr>
+          <w:cantSplit/>
+          <w:jc w:val="center"/>
+        </w:trPr>
+        <w:tc>
+          <w:tcPr>
+            <w:tcW w:w="1863" w:type="dxa"/>
+          </w:tcPr>
+          <w:p>
+            <w:pPr>
+              <w:spacing w:before="40" w:line="240" w:lineRule="auto"/>
+              <w:jc w:val="left"/>
+            </w:pPr>
+            <w:r>
+              <w:rPr>
+                <w:sz w:val="18"/>
+              </w:rPr>
+              <w:t>Neural corpus</w:t>
+            </w:r>
+          </w:p>
+        </w:tc>
+        <w:tc>
+          <w:tcPr>
+            <w:tcW w:w="2050" w:type="dxa"/>
+          </w:tcPr>
+          <w:p>
+            <w:pPr>
+              <w:spacing w:before="40" w:line="240" w:lineRule="auto"/>
+              <w:jc w:val="left"/>
+            </w:pPr>
+            <w:r>
+              <w:rPr>
+                <w:sz w:val="18"/>
+              </w:rPr>
+              <w:t>8 x 150</w:t>
+            </w:r>
+          </w:p>
+        </w:tc>
+        <w:tc>
+          <w:tcPr>
+            <w:tcW w:w="2795" w:type="dxa"/>
+          </w:tcPr>
+          <w:p>
+            <w:pPr>
+              <w:spacing w:before="40" w:line="240" w:lineRule="auto"/>
+              <w:jc w:val="left"/>
+            </w:pPr>
+            <w:r>
+              <w:rPr>
+                <w:sz w:val="18"/>
+              </w:rPr>
+              <w:t>150 held-out of the same client; 150 outsider</w:t>
+            </w:r>
+          </w:p>
+        </w:tc>
+        <w:tc>
+          <w:tcPr>
+            <w:tcW w:w="2609" w:type="dxa"/>
+          </w:tcPr>
+          <w:p>
+            <w:pPr>
+              <w:spacing w:before="40" w:line="240" w:lineRule="auto"/>
+              <w:jc w:val="left"/>
+            </w:pPr>
+            <w:r>
+              <w:rPr>
+                <w:sz w:val="18"/>
+              </w:rPr>
+              <w:t>Adapter study</w:t>
+            </w:r>
+          </w:p>
+        </w:tc>
+      </w:tr>
+    </w:tbl>
+    <w:p>
+      <w:pPr>
+        <w:spacing w:after="80" w:line="144" w:lineRule="auto"/>
+      </w:pPr>
+    </w:p>
+    <w:p>
+      <w:pPr>
+        <w:pStyle w:val="Heading2"/>
+      </w:pPr>
+      <w:r>
+        <w:t>3  Preprocessing</w:t>
+      </w:r>
+    </w:p>
+    <w:p>
+      <w:r>
+        <w:t>Prepr</w:t>
+      </w:r>
+      <w:r>
+        <w:t xml:space="preserve">ocessing has three steps, all in </w:t>
       </w:r>
       <w:r>
         <w:rPr>
@@ -2660,10 +3098,7 @@
         <w:t>certified_unlearning/model.py</w:t>
       </w:r>
       <w:r>
-        <w:t>: text normalisation, bigram counting and clipping. Together they turn a client's sentences into the vector th</w:t>
-      </w:r>
-      <w:r>
-        <w:t>at the federated protocol treats as the client's update.</w:t>
+        <w:t>: text normalisation, bigram counting and clipping. Together they turn a client's sentences into the vector that the federated protocol treats as the client's update.</w:t>
       </w:r>
     </w:p>
     <w:p>
@@ -2680,7 +3115,10 @@
         <w:jc w:val="left"/>
       </w:pPr>
       <w:r>
-        <w:t>Listing: alphabet, index and `normalize_text()` (model.py)</w:t>
+        <w:t>Listing:</w:t>
+      </w:r>
+      <w:r>
+        <w:t xml:space="preserve"> alphabet, index and `normalize_text()` (model.py)</w:t>
       </w:r>
     </w:p>
     <w:p>
@@ -2700,10 +3138,7 @@
         <w:ind w:left="432" w:hanging="360"/>
       </w:pPr>
       <w:r>
-        <w:t>INDEX = {character: position for position, character in enumerate(ALPHABET</w:t>
-      </w:r>
-      <w:r>
-        <w:t>)}</w:t>
+        <w:t>INDEX = {character: position for position, character in enumerate(ALPHABET)}</w:t>
       </w:r>
     </w:p>
     <w:p>
@@ -2743,7 +3178,10 @@
         <w:ind w:left="432" w:hanging="360"/>
       </w:pPr>
       <w:r>
-        <w:t>def normalize_text(text: str) -&gt; str:</w:t>
+        <w:t>def normalize_text(text: str) -&gt; st</w:t>
+      </w:r>
+      <w:r>
+        <w:t>r:</w:t>
       </w:r>
     </w:p>
     <w:p>
@@ -2773,10 +3211,10 @@
     </w:p>
     <w:p>
       <w:r>
-        <w:t>Text is lower-cased, every</w:t>
-      </w:r>
-      <w:r>
-        <w:t xml:space="preserve"> character outside the 33-symbol alphabet is replaced by a space, runs of whitespace are collapsed and the ends are stripped. The alphabet is the start marker </w:t>
+        <w:t>Text is lower-cased, every character outside the 33-symbol alphabet is replaced by a space, runs of whitespace</w:t>
+      </w:r>
+      <w:r>
+        <w:t xml:space="preserve"> are collapsed and the ends are stripped. The alphabet is the start marker </w:t>
       </w:r>
       <w:r>
         <w:rPr>
@@ -2826,10 +3264,7 @@
         <w:t>?</w:t>
       </w:r>
       <w:r>
-        <w:t xml:space="preserve"> </w:t>
-      </w:r>
-      <w:r>
-        <w:t xml:space="preserve">and </w:t>
+        <w:t xml:space="preserve"> and </w:t>
       </w:r>
       <w:r>
         <w:rPr>
@@ -2839,11 +3274,10 @@
         <w:t>!</w:t>
       </w:r>
       <w:r>
-        <w:t xml:space="preserve">. </w:t>
-      </w:r>
-      <w:r>
-        <w:lastRenderedPageBreak/>
-        <w:t>Digits, accented letters and other punctuation are therefore lost, which is acceptable for the English sentences of the corpus and would be the first thing to change for a real tokenizer.</w:t>
+        <w:t>. Digits, accented letters and other punctuation are therefore lost, which is a</w:t>
+      </w:r>
+      <w:r>
+        <w:t>cceptable for the English sentences of the corpus and would be the first thing to change for a real tokenizer.</w:t>
       </w:r>
     </w:p>
     <w:p>
@@ -2860,10 +3294,7 @@
         <w:jc w:val="left"/>
       </w:pPr>
       <w:r>
-        <w:t xml:space="preserve">Listing: `_offset()` and `raw_update()` </w:t>
-      </w:r>
-      <w:r>
-        <w:t>(model.py)</w:t>
+        <w:t>Listing: `_offset()` and `raw_update()` (model.py)</w:t>
       </w:r>
     </w:p>
     <w:p>
@@ -2883,7 +3314,10 @@
         <w:ind w:left="432" w:hanging="360"/>
       </w:pPr>
       <w:r>
-        <w:t xml:space="preserve">    return INDEX[left] * len(ALPHABET) + INDEX[right]</w:t>
+        <w:t xml:space="preserve">    return INDEX[left] * len(A</w:t>
+      </w:r>
+      <w:r>
+        <w:t>LPHABET) + INDEX[right]</w:t>
       </w:r>
     </w:p>
     <w:p>
@@ -2943,10 +3377,7 @@
         <w:ind w:left="432" w:hanging="360"/>
       </w:pPr>
       <w:r>
-        <w:t xml:space="preserve">        text = normalize_text(r</w:t>
-      </w:r>
-      <w:r>
-        <w:t>ecord)</w:t>
+        <w:t xml:space="preserve">        text = normalize_text(record)</w:t>
       </w:r>
     </w:p>
     <w:p>
@@ -2966,7 +3397,11 @@
         <w:ind w:left="432" w:hanging="360"/>
       </w:pPr>
       <w:r>
-        <w:t xml:space="preserve">        for left, right in zip(sequence, sequence[1:]):</w:t>
+        <w:lastRenderedPageBreak/>
+        <w:t xml:space="preserve">        for left, right in zip(sequence, seque</w:t>
+      </w:r>
+      <w:r>
+        <w:t>nce[1:]):</w:t>
       </w:r>
     </w:p>
     <w:p>
@@ -3006,10 +3441,7 @@
         <w:t>^text$</w:t>
       </w:r>
       <w:r>
-        <w:t>, and every pair of adjacent symbols adds one to a c</w:t>
-      </w:r>
-      <w:r>
-        <w:t xml:space="preserve">ell of a 33 x 33 table stored as a flat list; the cell for the transition from </w:t>
+        <w:t xml:space="preserve">, and every pair of adjacent symbols adds one to a cell of a 33 x 33 table stored as a flat list; the cell for the transition from </w:t>
       </w:r>
       <w:r>
         <w:rPr>
@@ -3099,13 +3531,10 @@
         <w:t>$</w:t>
       </w:r>
       <w:r>
-        <w:t>). A client's raw update is th</w:t>
-      </w:r>
-      <w:r>
-        <w:t>e sum over its five records, and its largest single count in the corpus is 9. The vector is a count of events, which makes the aggregate linear in the data: adding or removing a record adds or removes its counts, the property that exact unlearning will rel</w:t>
-      </w:r>
-      <w:r>
-        <w:t>y on.</w:t>
+        <w:t xml:space="preserve">). A client's raw update is the sum over its five records, and its largest single count in the corpus is 9. The </w:t>
+      </w:r>
+      <w:r>
+        <w:t>vector is a count of events, which makes the aggregate linear in the data: adding or removing a record adds or removes its counts, the property that exact unlearning will rely on.</w:t>
       </w:r>
     </w:p>
     <w:p>
@@ -3132,7 +3561,10 @@
         <w:ind w:left="432" w:hanging="360"/>
       </w:pPr>
       <w:r>
-        <w:t>def clipped_update(records: Iterable[str], clip_norm: float) -&gt; tuple[list[float], float, float]:</w:t>
+        <w:t>def clipped_update(reco</w:t>
+      </w:r>
+      <w:r>
+        <w:t>rds: Iterable[str], clip_norm: float) -&gt; tuple[list[float], float, float]:</w:t>
       </w:r>
     </w:p>
     <w:p>
@@ -3162,10 +3594,7 @@
         <w:ind w:left="432" w:hanging="360"/>
       </w:pPr>
       <w:r>
-        <w:t xml:space="preserve">    scale = min(1.0, clip_norm</w:t>
-      </w:r>
-      <w:r>
-        <w:t xml:space="preserve"> / original_norm) if original_norm else 1.0</w:t>
+        <w:t xml:space="preserve">    scale = min(1.0, clip_norm / original_norm) if original_norm else 1.0</w:t>
       </w:r>
     </w:p>
     <w:p>
@@ -3175,7 +3604,10 @@
         <w:ind w:left="432" w:hanging="360"/>
       </w:pPr>
       <w:r>
-        <w:t xml:space="preserve">    return [value * scale for value in update], original_norm, scale</w:t>
+        <w:t xml:space="preserve">    return [value * scale for value in</w:t>
+      </w:r>
+      <w:r>
+        <w:t xml:space="preserve"> update], original_norm, scale</w:t>
       </w:r>
     </w:p>
     <w:p>
@@ -3195,13 +3627,13 @@
         <w:t>min(1, C / norm)</w:t>
       </w:r>
       <w:r>
-        <w:t xml:space="preserve"> with C = 25. All five raw norms (25.219 to 28.231) exceed C, so all five clients are clipped, wit</w:t>
-      </w:r>
-      <w:r>
-        <w:t>h scales from 0.886 to 0.991 and a clipped norm of exactly 25. Clipping serves two purposes: it bounds the influence of any one client, which is what the differential-privacy calibration needs, and it equalises the five clients. Its cost is distortion: the</w:t>
-      </w:r>
-      <w:r>
-        <w:t xml:space="preserve"> client with the largest raw norm (Healthcare, 28.231) is scaled down by 11.4 percent.</w:t>
+        <w:t xml:space="preserve"> with C = 25. All five raw norms (25.219 to 28.231) exceed C, so all five clients are clipped, with scales from 0.886 to 0.991 and a clipped norm of exactly 25. Clipping serves two</w:t>
+      </w:r>
+      <w:r>
+        <w:t xml:space="preserve"> purposes: it bounds the influence of any one client, which is what the differential-privacy calibration needs, and it equalises the five clients. Its cost is distortion: the client with the largest raw norm (Healthcare, 28.231) is scaled down by 11.4 perc</w:t>
+      </w:r>
+      <w:r>
+        <w:t>ent.</w:t>
       </w:r>
     </w:p>
     <w:p>
@@ -3214,10 +3646,10 @@
     </w:p>
     <w:p>
       <w:r>
-        <w:t xml:space="preserve">The central choice is how to remove a client's influence. The table lists the alternatives considered and the reason each was not </w:t>
-      </w:r>
-      <w:r>
-        <w:t>adopted; the descriptions come from the cited works and are about the technique in general, not about their reported numbers.</w:t>
+        <w:t xml:space="preserve">The central choice is how to remove a client's influence. The table lists the alternatives considered and the reason each was not adopted; the descriptions come from the cited works and are about the technique in </w:t>
+      </w:r>
+      <w:r>
+        <w:t>general, not about their reported numbers.</w:t>
       </w:r>
     </w:p>
     <w:p>
@@ -3225,8 +3657,7 @@
         <w:pStyle w:val="TableCaption"/>
       </w:pPr>
       <w:r>
-        <w:lastRenderedPageBreak/>
-        <w:t>Table 4: Alternatives considered</w:t>
+        <w:t>Table 5: Alternatives considered</w:t>
       </w:r>
     </w:p>
     <w:tbl>
@@ -3340,13 +3771,7 @@
               <w:rPr>
                 <w:sz w:val="19"/>
               </w:rPr>
-              <w:t>Train again on the retained clien</w:t>
-            </w:r>
-            <w:r>
-              <w:rPr>
-                <w:sz w:val="19"/>
-              </w:rPr>
-              <w:t>ts</w:t>
+              <w:t>Train again on the retained clients</w:t>
             </w:r>
           </w:p>
         </w:tc>
@@ -3420,13 +3845,7 @@
               <w:rPr>
                 <w:sz w:val="19"/>
               </w:rPr>
-              <w:t>Needs a different training architecture and an ensemble; no shard structure in a single a</w:t>
-            </w:r>
-            <w:r>
-              <w:rPr>
-                <w:sz w:val="19"/>
-              </w:rPr>
-              <w:t>ggregate</w:t>
+              <w:t>Needs a different training architecture and an ensemble; no shard structure in a single aggregate</w:t>
             </w:r>
           </w:p>
         </w:tc>
@@ -3466,7 +3885,13 @@
               <w:rPr>
                 <w:sz w:val="19"/>
               </w:rPr>
-              <w:t>Move the weights away from the data to be forgotten</w:t>
+              <w:t>Move the weights away from the data</w:t>
+            </w:r>
+            <w:r>
+              <w:rPr>
+                <w:sz w:val="19"/>
+              </w:rPr>
+              <w:t xml:space="preserve"> to be forgotten</w:t>
             </w:r>
           </w:p>
         </w:tc>
@@ -3523,30 +3948,30 @@
               <w:rPr>
                 <w:sz w:val="19"/>
               </w:rPr>
-              <w:t xml:space="preserve">One </w:t>
-            </w:r>
+              <w:t>One second-order update with noise gives an (epsilon, delta) removal guarantee for convex models</w:t>
+            </w:r>
+          </w:p>
+        </w:tc>
+        <w:tc>
+          <w:tcPr>
+            <w:tcW w:w="3634" w:type="dxa"/>
+          </w:tcPr>
+          <w:p>
+            <w:pPr>
+              <w:spacing w:before="40" w:line="240" w:lineRule="auto"/>
+              <w:jc w:val="left"/>
+            </w:pPr>
             <w:r>
               <w:rPr>
                 <w:sz w:val="19"/>
               </w:rPr>
-              <w:t>second-order update with noise gives an (epsilon, delta) removal guarantee for convex models</w:t>
-            </w:r>
-          </w:p>
-        </w:tc>
-        <w:tc>
-          <w:tcPr>
-            <w:tcW w:w="3634" w:type="dxa"/>
-          </w:tcPr>
-          <w:p>
-            <w:pPr>
-              <w:spacing w:before="40" w:line="240" w:lineRule="auto"/>
-              <w:jc w:val="left"/>
-            </w:pPr>
+              <w:t>N</w:t>
+            </w:r>
             <w:r>
               <w:rPr>
                 <w:sz w:val="19"/>
               </w:rPr>
-              <w:t>Needs a convex loss and a Hessian; the proxy has no loss to optimise</w:t>
+              <w:t>eeds a convex loss and a Hessian; the proxy has no loss to optimise</w:t>
             </w:r>
           </w:p>
         </w:tc>
@@ -3586,13 +4011,7 @@
               <w:rPr>
                 <w:sz w:val="19"/>
               </w:rPr>
-              <w:t>Remove influence with an approximate update and bounded exces</w:t>
-            </w:r>
-            <w:r>
-              <w:rPr>
-                <w:sz w:val="19"/>
-              </w:rPr>
-              <w:t>s risk</w:t>
+              <w:t>Remove influence with an approximate update and bounded excess risk</w:t>
             </w:r>
           </w:p>
         </w:tc>
@@ -3632,6 +4051,7 @@
               <w:rPr>
                 <w:sz w:val="19"/>
               </w:rPr>
+              <w:lastRenderedPageBreak/>
               <w:t>FedEraser [17]</w:t>
             </w:r>
           </w:p>
@@ -3649,7 +4069,13 @@
               <w:rPr>
                 <w:sz w:val="19"/>
               </w:rPr>
-              <w:t>Reconstruct the global model from stored historical client updates, calibrated with a few rounds</w:t>
+              <w:t xml:space="preserve">Reconstruct the </w:t>
+            </w:r>
+            <w:r>
+              <w:rPr>
+                <w:sz w:val="19"/>
+              </w:rPr>
+              <w:t>global model from stored historical client updates, calibrated with a few rounds</w:t>
             </w:r>
           </w:p>
         </w:tc>
@@ -3666,13 +4092,7 @@
               <w:rPr>
                 <w:sz w:val="19"/>
               </w:rPr>
-              <w:t>Aimed at multi-round training; ForgetSafe aggregates once, so exact subtraction is p</w:t>
-            </w:r>
-            <w:r>
-              <w:rPr>
-                <w:sz w:val="19"/>
-              </w:rPr>
-              <w:t>ossible</w:t>
+              <w:t>Aimed at multi-round training; ForgetSafe aggregates once, so exact subtraction is possible</w:t>
             </w:r>
           </w:p>
         </w:tc>
@@ -3729,7 +4149,13 @@
               <w:rPr>
                 <w:sz w:val="19"/>
               </w:rPr>
-              <w:t>Needs a trained deep model and a memorisation metric</w:t>
+              <w:t xml:space="preserve">Needs </w:t>
+            </w:r>
+            <w:r>
+              <w:rPr>
+                <w:sz w:val="19"/>
+              </w:rPr>
+              <w:t>a trained deep model and a memorisation metric</w:t>
             </w:r>
           </w:p>
         </w:tc>
@@ -3786,13 +4212,7 @@
               <w:rPr>
                 <w:sz w:val="19"/>
               </w:rPr>
-              <w:t xml:space="preserve">Needs an </w:t>
-            </w:r>
-            <w:r>
-              <w:rPr>
-                <w:sz w:val="19"/>
-              </w:rPr>
-              <w:t>LLM and GPUs; the target of the future back end</w:t>
+              <w:t>Needs an LLM and GPUs; the target of the future back end</w:t>
             </w:r>
           </w:p>
         </w:tc>
@@ -3811,13 +4231,16 @@
         <w:t>Why tracked additive updates.</w:t>
       </w:r>
       <w:r>
-        <w:t xml:space="preserve"> The aggregate is a sum. If the coordinator stores each client's clipped update, then removing client j is the subtraction of a stored vector, and the result is the same vector </w:t>
-      </w:r>
-      <w:r>
-        <w:t>that a recomputation over the remaining clients would give. The cost is one vector operation, independent of the amount of data; the evidence is an identity that can be checked to floating-point precision; and the method needs no access to the removed clie</w:t>
-      </w:r>
-      <w:r>
-        <w:t>nt's raw records. These properties fit the six objectives of the project better than any approximate method could, and they make the verification step meaningful to implement.</w:t>
+        <w:t xml:space="preserve"> The aggregate</w:t>
+      </w:r>
+      <w:r>
+        <w:t xml:space="preserve"> is a sum. If the coordinator stores each client's clipped update, then removing client j is the subtraction of a stored vector, and the result is the same vector that a recomputation over the remaining clients would give. The cost is one vector operation,</w:t>
+      </w:r>
+      <w:r>
+        <w:t xml:space="preserve"> independent of the amount of data; the evidence is an identity that can be checked to floating-point precision; and the method needs no access to the removed client's raw records. These properties fit the six objectives of the project better than any appr</w:t>
+      </w:r>
+      <w:r>
+        <w:t>oximate method could, and they make the verification step meaningful to implement.</w:t>
       </w:r>
     </w:p>
     <w:p>
@@ -3828,16 +4251,13 @@
         <w:t>What the choice costs.</w:t>
       </w:r>
       <w:r>
-        <w:t xml:space="preserve"> Exact subtraction is possible only because the model is a</w:t>
-      </w:r>
-      <w:r>
-        <w:t xml:space="preserve"> linear function of a single round of updates. Real federated averaging [9] runs many rounds in which each client's update depends on the global model of the previous round, so a client's influence is entangled with later updates and cannot be removed by s</w:t>
-      </w:r>
-      <w:r>
-        <w:t>ubtracting one stored vector; this is the reason the literature turns to approximate and statistical removal. The method also requires the coordinator to keep every update, which are the most sensitive artefacts in the system. The project therefore describ</w:t>
-      </w:r>
-      <w:r>
-        <w:t>es the result as an exact removal in a one-round linear setting, not as a method for LLM unlearning in general.</w:t>
+        <w:t xml:space="preserve"> Exact subtraction is possible only because the model is a linear function of a single round of updates. Real federated averaging [9] runs many rounds in which each client's update depends on the global model of the previous round, so a client's influence </w:t>
+      </w:r>
+      <w:r>
+        <w:t>is entangled with later updates and cannot be removed by subtracting one stored vector; this is the reason the literature turns to approximate and statistical removal. The method also requires the coordinator to keep every update, which are the most sensit</w:t>
+      </w:r>
+      <w:r>
+        <w:t>ive artefacts in the system. The project therefore describes the result as an exact removal in a one-round linear setting, not as a method for LLM unlearning in general.</w:t>
       </w:r>
     </w:p>
     <w:p>
@@ -3848,66 +4268,86 @@
         <w:t>Gaussian mechanism with clipping.</w:t>
       </w:r>
       <w:r>
-        <w:t xml:space="preserve"> Clipping bounds the L2 sensitivity of the sum to C when a client is added or removed, and Gaussian noise scale</w:t>
-      </w:r>
-      <w:r>
-        <w:t xml:space="preserve">d to that sensitivity is the standard mechanism for L2-bounded releases [10]. Its use here follows the practice of DP training [11], applied once to the aggregate. </w:t>
+        <w:t xml:space="preserve"> Clipping bounds the L2 sensitivity of the sum to C w</w:t>
+      </w:r>
+      <w:r>
+        <w:t xml:space="preserve">hen a client is added or removed, and Gaussian noise scaled to that sensitivity is the standard mechanism for L2-bounded releases [10]. Its use here follows the practice of DP training [11], applied once to the aggregate. </w:t>
       </w:r>
       <w:r>
         <w:rPr>
           <w:b/>
         </w:rPr>
-        <w:t>Loss-threshold membership inference.</w:t>
-      </w:r>
-      <w:r>
-        <w:t xml:space="preserve"> An example is predicted to be a training member when it</w:t>
-      </w:r>
-      <w:r>
-        <w:t xml:space="preserve">s loss is low [15], [16]; the AUC of that score over member and </w:t>
-      </w:r>
-      <w:r>
-        <w:lastRenderedPageBreak/>
-        <w:t xml:space="preserve">non-member texts is a threshold-free summary. It is the simplest attack that needs only the model's outputs, and it is the one most often used as a first check of unlearning claims. </w:t>
+        <w:t>Loss-threshold membership inferenc</w:t>
       </w:r>
       <w:r>
         <w:rPr>
           <w:b/>
         </w:rPr>
-        <w:t>SHA-256 ha</w:t>
+        <w:t>e.</w:t>
+      </w:r>
+      <w:r>
+        <w:t xml:space="preserve"> An example is predicted to be a training member when its loss is low [15], [16]; the AUC of that score over member and non-member texts is a threshold-free summary. It is the simplest attack that needs only the model's outputs, and it is the one most of</w:t>
+      </w:r>
+      <w:r>
+        <w:t xml:space="preserve">ten used as a first check of unlearning claims. </w:t>
       </w:r>
       <w:r>
         <w:rPr>
           <w:b/>
         </w:rPr>
-        <w:t>sh chain.</w:t>
+        <w:t>SHA-256 hash chain.</w:t>
       </w:r>
       <w:r>
         <w:t xml:space="preserve"> Linking each record to its predecessor makes ordinary edits detectable with the standard library alone; signatures and external anchoring were left out of scope.</w:t>
       </w:r>
     </w:p>
     <w:p>
-      <w:pPr>
-        <w:pStyle w:val="Heading2"/>
-      </w:pPr>
-      <w:r>
-        <w:t>5  Mathematical Formulation</w:t>
+      <w:r>
+        <w:rPr>
+          <w:b/>
+        </w:rPr>
+        <w:t>Clip norm and adapters.</w:t>
+      </w:r>
+      <w:r>
+        <w:t xml:space="preserve"> The clip norm decides how much of each update survives. On the 25-sentence corpus the product's C = 25 is close to the raw norms (25.2 to 28.2). On 200-sentence clients the raw norms have median 1,239, so C = 25 scales every update by 0.020, about 50 time</w:t>
+      </w:r>
+      <w:r>
+        <w:t xml:space="preserve">s down, and the noise-free perplexity is 11.1 instead of 8.8. The larger studies therefore set C to the median raw norm of the clients, which leaves most updates unclipped and keeps the </w:t>
+      </w:r>
+      <w:r>
+        <w:lastRenderedPageBreak/>
+        <w:t>sensitivity bound. For the neural model the communicated update is a L</w:t>
+      </w:r>
+      <w:r>
+        <w:t>oRA-style adapter [22] whose down-projection is fixed and shared by all clients (LoRA-FA), so the average of the trained factors equals the factor of the average weight update: aggregation stays linear, which is the only property exact subtraction needs.</w:t>
       </w:r>
     </w:p>
     <w:p>
-      <w:r>
-        <w:t>The formulation below is written in plain text and is ex</w:t>
-      </w:r>
-      <w:r>
-        <w:t>actly what the code computes. Let V = 33 be the alphabet size, d = V x V = 1,089 the number of parameters, K = 5 the number of clients and n the number of active clients.</w:t>
+      <w:pPr>
+        <w:pStyle w:val="Heading2"/>
+      </w:pPr>
+      <w:r>
+        <w:t>5</w:t>
+      </w:r>
+      <w:r>
+        <w:t xml:space="preserve">  Mathematical Formulation</w:t>
       </w:r>
     </w:p>
     <w:p>
+      <w:r>
+        <w:t>The formulation below is written in plain text and is exactly what the code computes. Let V = 33 be the alphabet size, d = V x V = 1,089 the number of parameters, K = 5 the number of clients and n the number of active clients.</w:t>
+      </w:r>
+    </w:p>
+    <w:p>
       <w:pPr>
         <w:pStyle w:val="TableCaption"/>
         <w:jc w:val="left"/>
       </w:pPr>
       <w:r>
-        <w:t>Listing: training</w:t>
+        <w:t>Li</w:t>
+      </w:r>
+      <w:r>
+        <w:t>sting: training</w:t>
       </w:r>
     </w:p>
     <w:p>
@@ -3917,10 +4357,7 @@
         <w:ind w:left="432" w:hanging="360"/>
       </w:pPr>
       <w:r>
-        <w:t>Client update      phi_k in R^d,  phi_k[a,b] = number of times symb</w:t>
-      </w:r>
-      <w:r>
-        <w:t>ol b follows symbol a in "^record$", summed over client k's records</w:t>
+        <w:t>Client update      phi_k in R^d,  phi_k[a,b] = number of times symbol b follows symbol a in "^record$", summed over client k's records</w:t>
       </w:r>
     </w:p>
     <w:p>
@@ -3940,10 +4377,10 @@
         <w:ind w:left="432" w:hanging="360"/>
       </w:pPr>
       <w:r>
-        <w:t>Noisy aggregate    s   = sum_{k active} u_k + z,                          z ~ N(0, (sigma*C)^2 I_d),  sigma</w:t>
-      </w:r>
-      <w:r>
-        <w:t xml:space="preserve"> = 3</w:t>
+        <w:t>Noisy aggregate    s   =</w:t>
+      </w:r>
+      <w:r>
+        <w:t xml:space="preserve"> sum_{k active} u_k + z,                          z ~ N(0, (sigma*C)^2 I_d),  sigma = 3</w:t>
       </w:r>
     </w:p>
     <w:p>
@@ -3973,13 +4410,13 @@
     </w:p>
     <w:p>
       <w:r>
-        <w:t>With delta = 1e-5 the numerator is sqrt(2 ln 125000) = 4.8448, so sigma = 3 gives epsilon = 1.6149, and the noise has standard dev</w:t>
-      </w:r>
-      <w:r>
-        <w:t>iation 75 per coordinate of the sum and 15 per coordinate of the model. Adding or removing one client changes the sum s by at most C in L2 norm, so the release of s is a Gaussian mechanism with sensitivity C and noise scale sigma times C; theta is a post-p</w:t>
-      </w:r>
-      <w:r>
-        <w:t>rocessing of it.</w:t>
+        <w:t>With delta = 1e-5 the numerator is sqrt(2 ln 12</w:t>
+      </w:r>
+      <w:r>
+        <w:t>5000) = 4.8448, so sigma = 3 gives epsilon = 1.6149, and the noise has standard deviation 75 per coordinate of the sum and 15 per coordinate of the model. Adding or removing one client changes the sum s by at most C in L2 norm, so the release of s is a Gau</w:t>
+      </w:r>
+      <w:r>
+        <w:t>ssian mechanism with sensitivity C and noise scale sigma times C; theta is a post-processing of it.</w:t>
       </w:r>
     </w:p>
     <w:p>
@@ -3992,13 +4429,13 @@
     </w:p>
     <w:p>
       <w:r>
-        <w:t>The expression above is the classical calibration of the Gaussian mechanism [10], which is proved for epsilon below 1, that is for sigma above 4.845. The default sigma = 3 gives epsilon = 1.615, outsid</w:t>
-      </w:r>
-      <w:r>
-        <w:t>e that range. The exact condition for a Gaussian mechanism with sensitivity ratio 1/sigma to be (epsilon, delta)-differentially private is given by Balle and Wang [19]: Phi(1/(2 sigma) - epsilon sigma) - e^epsilon Phi(-1/(2 sigma) - epsilon sigma) &lt;= delta</w:t>
-      </w:r>
-      <w:r>
-        <w:t>, where Phi is the standard normal distribution function. Solving it numerically for delta = 1e-5 gives the table below.</w:t>
+        <w:t>The expression above is the classical calibration of the Gaussian mechanism [10], which is proved for epsilon below 1,</w:t>
+      </w:r>
+      <w:r>
+        <w:t xml:space="preserve"> that is for sigma above 4.845. The default sigma = 3 gives epsilon = 1.615, outside that range. The exact condition for a Gaussian mechanism with sensitivity ratio 1/sigma to be (epsilon, delta)-differentially private is given by Balle and Wang [19]: Phi(</w:t>
+      </w:r>
+      <w:r>
+        <w:t>1/(2 sigma) - epsilon sigma) - e^epsilon Phi(-1/(2 sigma) - epsilon sigma) &lt;= delta, where Phi is the standard normal distribution function. Solving it numerically for delta = 1e-5 gives the table below.</w:t>
       </w:r>
     </w:p>
     <w:p>
@@ -4006,7 +4443,10 @@
         <w:pStyle w:val="TableCaption"/>
       </w:pPr>
       <w:r>
-        <w:t>Table 5: Reported and exact epsilon for the Gaussian mechanism (delta = 1e-5)</w:t>
+        <w:t>Table 6: Reported and exact epsilon for the Gaussian</w:t>
+      </w:r>
+      <w:r>
+        <w:t xml:space="preserve"> mechanism (delta = 1e-5)</w:t>
       </w:r>
     </w:p>
     <w:tbl>
@@ -4081,14 +4521,7 @@
                 <w:b/>
                 <w:sz w:val="19"/>
               </w:rPr>
-              <w:t xml:space="preserve">epsilon exact </w:t>
-            </w:r>
-            <w:r>
-              <w:rPr>
-                <w:b/>
-                <w:sz w:val="19"/>
-              </w:rPr>
-              <w:t>(analytic Gaussian) [19]</w:t>
+              <w:t>epsilon exact (analytic Gaussian) [19]</w:t>
             </w:r>
           </w:p>
         </w:tc>
@@ -4329,7 +4762,13 @@
               <w:rPr>
                 <w:sz w:val="19"/>
               </w:rPr>
-              <w:t>conservative (larger than exact)</w:t>
+              <w:t xml:space="preserve">conservative </w:t>
+            </w:r>
+            <w:r>
+              <w:rPr>
+                <w:sz w:val="19"/>
+              </w:rPr>
+              <w:t>(larger than exact)</w:t>
             </w:r>
           </w:p>
         </w:tc>
@@ -4588,10 +5027,10 @@
         <w:t>scripts/rc_method.py</w:t>
       </w:r>
       <w:r>
-        <w:t>, f</w:t>
-      </w:r>
-      <w:r>
-        <w:t>rom the formula of [19]; it is not an output of the application.</w:t>
+        <w:t xml:space="preserve">, </w:t>
+      </w:r>
+      <w:r>
+        <w:t>from the formula of [19]; it is not an output of the application.</w:t>
       </w:r>
     </w:p>
     <w:p>
@@ -4628,10 +5067,10 @@
         <w:ind w:left="432" w:hanging="360"/>
       </w:pPr>
       <w:r>
-        <w:t>Reference          theta_ref = ( z + sum_{</w:t>
-      </w:r>
-      <w:r>
-        <w:t>k active, k != j} u_k ) / n'         (same stored z and u_k)</w:t>
+        <w:t>Reference          theta_ref = ( z + sum_</w:t>
+      </w:r>
+      <w:r>
+        <w:t>{k active, k != j} u_k ) / n'         (same stored z and u_k)</w:t>
       </w:r>
     </w:p>
     <w:p>
@@ -4651,10 +5090,10 @@
         <w:ind w:left="432" w:hanging="360"/>
       </w:pPr>
       <w:r>
-        <w:t>Residual influence R = D                                                      (report</w:t>
-      </w:r>
-      <w:r>
-        <w:t>ed twice in the certificate)</w:t>
+        <w:t>Residual influence R = D                                                      (repor</w:t>
+      </w:r>
+      <w:r>
+        <w:t>ted twice in the certificate)</w:t>
       </w:r>
     </w:p>
     <w:p>
@@ -4674,13 +5113,13 @@
     </w:p>
     <w:p>
       <w:r>
-        <w:t>Because s = z + sum of all u_k and the engine stores z and every u_k, the identity theta' = theta_ref holds exactly in real arithmetic, and D is only rounding</w:t>
-      </w:r>
-      <w:r>
-        <w:t xml:space="preserve"> error: 2.79e-14 at most over the five removals of the default run, and 3.25e-14 at most over the 250 requests of the seed study. The check therefore confirms that the code subtracted the right vector; it does not test the claim that the model is statistic</w:t>
-      </w:r>
-      <w:r>
-        <w:t>ally indistinguishable from a model trained without the client. Section 'Key Code Walkthroughs' shows the lines, and the results chapter tests the stronger claim with fresh noise.</w:t>
+        <w:t>Because s = z + sum of all u_k and the engine stores z and every u_k, the identity theta' = theta_ref holds exactly in real arithmetic, and D is only roundin</w:t>
+      </w:r>
+      <w:r>
+        <w:t>g error: 2.79e-14 at most over the five removals of the default run, and 3.25e-14 at most over the 250 requests of the seed study. The check therefore confirms that the code subtracted the right vector; it does not test the claim that the model is statisti</w:t>
+      </w:r>
+      <w:r>
+        <w:t>cally indistinguishable from a model trained without the client. Section 'Key Code Walkthroughs' shows the lines, and the results chapter tests the stronger claim with fresh noise.</w:t>
       </w:r>
     </w:p>
     <w:p>
@@ -4693,10 +5132,10 @@
     </w:p>
     <w:p>
       <w:r>
-        <w:t>The noise vector z is drawn once and</w:t>
-      </w:r>
-      <w:r>
-        <w:t xml:space="preserve"> kept for the whole session, so the model before and after a removal contain the same noise. If an observer saw the parameter vectors of both, the noise would cancel: n x theta - (n - 1) x theta' = u_j. The function </w:t>
+        <w:t>The noise vector z is drawn once an</w:t>
+      </w:r>
+      <w:r>
+        <w:t xml:space="preserve">d kept for the whole session, so the model before and after a removal contain the same noise. If an observer saw the parameter vectors of both, the noise would cancel: n x theta - (n - 1) x theta' = u_j. The function </w:t>
       </w:r>
       <w:r>
         <w:rPr>
@@ -4706,13 +5145,13 @@
         <w:t>_differencing_error()</w:t>
       </w:r>
       <w:r>
-        <w:t xml:space="preserve"> performed this com</w:t>
-      </w:r>
-      <w:r>
-        <w:t>putation on the default run when this report was built and recovered the removed client's clipped update to within 1.3e-13 (L2). The API never returns parameter vectors, only metrics, hashes and generated text, so the issue is not reachable through the app</w:t>
-      </w:r>
-      <w:r>
-        <w:t>lication, but a deployment that published both models would give away exactly the information that the unlearning is meant to protect. Drawing fresh noise at each release, with a privacy accountant, is the corrective design.</w:t>
+        <w:t xml:space="preserve"> performed this co</w:t>
+      </w:r>
+      <w:r>
+        <w:t>mputation on the default run when this report was built and recovered the removed client's clipped update to within 1.3e-13 (L2). The API never returns parameter vectors, only metrics, hashes and generated text, so the issue is not reachable through the ap</w:t>
+      </w:r>
+      <w:r>
+        <w:t>plication, but a deployment that published both models would give away exactly the information that the unlearning is meant to protect. Drawing fresh noise at each release, with a privacy accountant, is the corrective design.</w:t>
       </w:r>
     </w:p>
     <w:p>
@@ -4730,10 +5169,10 @@
         <w:jc w:val="left"/>
       </w:pPr>
       <w:r>
-        <w:t>Listing:</w:t>
-      </w:r>
-      <w:r>
-        <w:t xml:space="preserve"> model and metrics</w:t>
+        <w:t>Listing</w:t>
+      </w:r>
+      <w:r>
+        <w:t>: model and metrics</w:t>
       </w:r>
     </w:p>
     <w:p>
@@ -4763,10 +5202,10 @@
         <w:ind w:left="432" w:hanging="360"/>
       </w:pPr>
       <w:r>
-        <w:t xml:space="preserve">Perplexity         </w:t>
-      </w:r>
-      <w:r>
-        <w:t>PPL = exp( mean over records of L(r) )</w:t>
+        <w:t xml:space="preserve">Perplexity        </w:t>
+      </w:r>
+      <w:r>
+        <w:t xml:space="preserve"> PPL = exp( mean over records of L(r) )</w:t>
       </w:r>
     </w:p>
     <w:p>
@@ -4796,7 +5235,10 @@
         <w:ind w:left="432" w:hanging="360"/>
       </w:pPr>
       <w:r>
-        <w:t>Retention          100 * min(1, Q_after / Q_before)</w:t>
+        <w:t xml:space="preserve">Retention          100 * min(1, Q_after / </w:t>
+      </w:r>
+      <w:r>
+        <w:t>Q_before)</w:t>
       </w:r>
     </w:p>
     <w:p>
@@ -4816,51 +5258,196 @@
     </w:p>
     <w:p>
       <w:r>
-        <w:t xml:space="preserve">A uniform model over the 32 symbols that can be emitted has perplexity 32 and accuracy near 1/32, which gives a reference for the numbers that </w:t>
-      </w:r>
-      <w:r>
-        <w:t>follow. The default model has perplexity 130.22 and accuracy 5.09 percent, so it is worse than uniform. The utility score weights accuracy more than perplexity and compresses perplexity logarithmically; it is a dashboard indicator that the project defined,</w:t>
-      </w:r>
-      <w:r>
-        <w:t xml:space="preserve"> not a standard metric, and a retention of 100 percent means only that the score did not fall.</w:t>
+        <w:t>A uniform model over the 32 symbols that can be emitted has perplexity 32 and accuracy near 1/32, which gives a reference for the numb</w:t>
+      </w:r>
+      <w:r>
+        <w:t>ers that follow. The default model has perplexity 130.22 and accuracy 5.09 percent, so it is worse than uniform. The utility score weights accuracy more than perplexity and compresses perplexity logarithmically; it is a dashboard indicator that the project</w:t>
+      </w:r>
+      <w:r>
+        <w:t xml:space="preserve"> defined, not a standard metric, and a retention of 100 percent means only that the score did not fall.</w:t>
       </w:r>
     </w:p>
     <w:p>
       <w:pPr>
-        <w:pStyle w:val="Heading2"/>
-      </w:pPr>
-      <w:r>
-        <w:t>6  Model Architecture and Training</w:t>
+        <w:pStyle w:val="Heading3"/>
+      </w:pPr>
+      <w:r>
+        <w:t>5.5  Clip-norm rule and the neural adapter</w:t>
       </w:r>
     </w:p>
     <w:p>
-      <w:r>
-        <w:t>The language model is a character-bigram table: a 33 x 33 matrix of parameters that gives, for each previous character, a dist</w:t>
-      </w:r>
-      <w:r>
-        <w:t>ribution over the next one. It has 1,089 parameters, no hidden layers and no gradient-trained weights. It is not a neural network and not a language model of the kind that the project title refers to; it is the smallest object that has the properties the f</w:t>
-      </w:r>
-      <w:r>
-        <w:t>ederated unlearning protocol needs (a flat parameter vector, an additive update, a loss that can be measured per record) and runs offline. The source file says so, and the user interface repeats it in a standing note.</w:t>
+      <w:pPr>
+        <w:pStyle w:val="TableCaption"/>
+        <w:jc w:val="left"/>
+      </w:pPr>
+      <w:r>
+        <w:t>Listing: adapter formulation</w:t>
       </w:r>
     </w:p>
     <w:p>
-      <w:r>
-        <w:t xml:space="preserve">'Training' is correspondingly simple. </w:t>
-      </w:r>
-      <w:r>
-        <w:t>There are no epochs, no optimiser and no learning rate. One federated round consists of computing the five clipped updates, summing them, adding the noise and dividing by five; the default run took 5.4 ms. The configuration is fixed in the engine's constru</w:t>
-      </w:r>
-      <w:r>
-        <w:t>ctor and shown in the next table.</w:t>
+      <w:pPr>
+        <w:pStyle w:val="CodeBlock"/>
+        <w:shd w:val="clear" w:color="auto" w:fill="F3F4F7"/>
+        <w:ind w:left="432" w:hanging="360"/>
+      </w:pPr>
+      <w:r>
+        <w:t>Clip-norm rule           C = median_k ||phi_k||_2                      (larger s</w:t>
+      </w:r>
+      <w:r>
+        <w:t>tudies; the product keeps C = 25)</w:t>
       </w:r>
     </w:p>
     <w:p>
       <w:pPr>
+        <w:pStyle w:val="CodeBlock"/>
+        <w:shd w:val="clear" w:color="auto" w:fill="F3F4F7"/>
+        <w:ind w:left="432" w:hanging="360"/>
+      </w:pPr>
+      <w:r>
+        <w:t>Adapter vector           theta_k = [B_h (192 x 64), B_o (31 x 64)] flattened,     dim = (192 + 31) * 64 = 14,272</w:t>
+      </w:r>
+    </w:p>
+    <w:p>
+      <w:pPr>
+        <w:pStyle w:val="CodeBlock"/>
+        <w:shd w:val="clear" w:color="auto" w:fill="F3F4F7"/>
+        <w:ind w:left="432" w:hanging="360"/>
+      </w:pPr>
+      <w:r>
+        <w:t xml:space="preserve">Forward pass             H = GRU(embedding(x));  H' = H + (H A_h^T) B_h^T;  logits = H' W^T + b + (H' A_o^T) </w:t>
+      </w:r>
+      <w:r>
+        <w:t>B_o^T</w:t>
+      </w:r>
+    </w:p>
+    <w:p>
+      <w:pPr>
+        <w:pStyle w:val="CodeBlock"/>
+        <w:shd w:val="clear" w:color="auto" w:fill="F3F4F7"/>
+        <w:ind w:left="432" w:hanging="360"/>
+      </w:pPr>
+      <w:r>
+        <w:t xml:space="preserve">                         A_h, A_o: fixed random matrices (rank 64) shared by all clients;  GRU, W, b frozen</w:t>
+      </w:r>
+    </w:p>
+    <w:p>
+      <w:pPr>
+        <w:pStyle w:val="CodeBlock"/>
+        <w:shd w:val="clear" w:color="auto" w:fill="F3F4F7"/>
+        <w:ind w:left="432" w:hanging="360"/>
+      </w:pPr>
+      <w:r>
+        <w:t>Same protocol            u_k = theta_k * min(1, C / ||theta_k||),   s = sum u_k + z,   z ~ N(0, (sigma*C)^2 I),   theta = s / n</w:t>
+      </w:r>
+    </w:p>
+    <w:p>
+      <w:pPr>
+        <w:pStyle w:val="CodeBlock"/>
+        <w:shd w:val="clear" w:color="auto" w:fill="F3F4F7"/>
+        <w:ind w:left="432" w:hanging="360"/>
+      </w:pPr>
+      <w:r>
+        <w:t xml:space="preserve">Unlearning of </w:t>
+      </w:r>
+      <w:r>
+        <w:t>j          s' = s - u_j,   theta' = s' / (n - 1)                                  (identical to the bigram product)</w:t>
+      </w:r>
+    </w:p>
+    <w:p>
+      <w:pPr>
+        <w:spacing w:after="80" w:line="144" w:lineRule="auto"/>
+      </w:pPr>
+    </w:p>
+    <w:p>
+      <w:r>
+        <w:t>Because A is shared, the mean of the factors B is exactly the factor of the mean weight update, so the aggregate is linear in the stored ve</w:t>
+      </w:r>
+      <w:r>
+        <w:t xml:space="preserve">ctors. The larger studies use three scores. The </w:t>
+      </w:r>
+      <w:r>
+        <w:rPr>
+          <w:i/>
+        </w:rPr>
+        <w:t>sentence-level AUC</w:t>
+      </w:r>
+      <w:r>
+        <w:t xml:space="preserve"> compares a client's training sentences with its own held-out sentences (does the model memorise sentences?). The </w:t>
+      </w:r>
+      <w:r>
+        <w:rPr>
+          <w:i/>
+        </w:rPr>
+        <w:t>domain-level</w:t>
+      </w:r>
+      <w:r>
+        <w:t xml:space="preserve"> (bigram corpus) or </w:t>
+      </w:r>
+      <w:r>
+        <w:rPr>
+          <w:i/>
+        </w:rPr>
+        <w:t>client-level</w:t>
+      </w:r>
+      <w:r>
+        <w:t xml:space="preserve"> (neural corpus) AUC compares th</w:t>
+      </w:r>
+      <w:r>
+        <w:t xml:space="preserve">e client's text with other clients' or an outsider domain's text (does the model carry the client's domain?). </w:t>
+      </w:r>
+      <w:r>
+        <w:rPr>
+          <w:i/>
+        </w:rPr>
+        <w:t>Retention</w:t>
+      </w:r>
+      <w:r>
+        <w:t xml:space="preserve"> on the neural model is 100 min(1, PPL_before / PPL_after) over the retained clients, and is undefined once perplexity reaches the cap of</w:t>
+      </w:r>
+      <w:r>
+        <w:t xml:space="preserve"> 1e9, because the model is then destroyed by the noise.</w:t>
+      </w:r>
+    </w:p>
+    <w:p>
+      <w:pPr>
+        <w:pStyle w:val="Heading2"/>
+      </w:pPr>
+      <w:r>
+        <w:t>6  Model Architecture and Training</w:t>
+      </w:r>
+    </w:p>
+    <w:p>
+      <w:r>
+        <w:t>The language model is a character-bigram table: a 33 x 33 matrix of parameters that gives, for each previous character, a distribution over the next one. It has 1,08</w:t>
+      </w:r>
+      <w:r>
+        <w:t xml:space="preserve">9 parameters, no hidden layers and no gradient-trained weights. It is not a neural network; the neural adapter study below applies the same protocol to one. It is the smallest object that has the properties the federated </w:t>
+      </w:r>
+      <w:r>
+        <w:lastRenderedPageBreak/>
+        <w:t>unlearning protocol needs (a flat p</w:t>
+      </w:r>
+      <w:r>
+        <w:t>arameter vector, an additive update, a loss that can be measured per record) and runs offline. The source file says so, and the user interface repeats it in a standing note.</w:t>
+      </w:r>
+    </w:p>
+    <w:p>
+      <w:r>
+        <w:t>'Training' is correspondingly simple. There are no epochs, no optimiser and no lea</w:t>
+      </w:r>
+      <w:r>
+        <w:t>rning rate. One federated round consists of computing the five clipped updates, summing them, adding the noise and dividing by five; the default run took 5.4 ms. The configuration is fixed in the engine's constructor and shown in the next table.</w:t>
+      </w:r>
+    </w:p>
+    <w:p>
+      <w:pPr>
         <w:pStyle w:val="TableCaption"/>
       </w:pPr>
       <w:r>
-        <w:t>Table 6: Configuration of the demonstrator</w:t>
+        <w:t>Table 7: C</w:t>
+      </w:r>
+      <w:r>
+        <w:t>onfiguration of the demonstrator</w:t>
       </w:r>
     </w:p>
     <w:tbl>
@@ -5144,7 +5731,13 @@
               <w:rPr>
                 <w:sz w:val="19"/>
               </w:rPr>
-              <w:t>Noise multiplier sigma</w:t>
+              <w:t xml:space="preserve">Noise </w:t>
+            </w:r>
+            <w:r>
+              <w:rPr>
+                <w:sz w:val="19"/>
+              </w:rPr>
+              <w:t>multiplier sigma</w:t>
             </w:r>
           </w:p>
         </w:tc>
@@ -5440,7 +6033,13 @@
               <w:rPr>
                 <w:sz w:val="19"/>
               </w:rPr>
-              <w:t>Utility weights</w:t>
+              <w:t xml:space="preserve">Utility </w:t>
+            </w:r>
+            <w:r>
+              <w:rPr>
+                <w:sz w:val="19"/>
+              </w:rPr>
+              <w:t>weights</w:t>
             </w:r>
           </w:p>
         </w:tc>
@@ -5498,7 +6097,6 @@
               <w:rPr>
                 <w:sz w:val="19"/>
               </w:rPr>
-              <w:lastRenderedPageBreak/>
               <w:t>Certification thresholds</w:t>
             </w:r>
           </w:p>
@@ -5621,60 +6219,442 @@
         <w:pStyle w:val="Heading3"/>
       </w:pPr>
       <w:r>
-        <w:t>6.1  Why the default model is noise-dominated</w:t>
+        <w:t xml:space="preserve">6.1  Why the default </w:t>
+      </w:r>
+      <w:r>
+        <w:t>model is noise-dominated</w:t>
       </w:r>
     </w:p>
     <w:p>
       <w:r>
-        <w:t>The size of the signal and the noise explains the quality of the default model. Each client contributes at most 9 to a cell, and after division by five the largest signal in a cell i</w:t>
-      </w:r>
-      <w:r>
-        <w:t>s about 1.8. The noise has standard deviation 75 in the sum and 15 in the model. The model keeps only the positive part of each parameter and adds 0.15, so each row of the table is dominated by random positive values of mean about 6 (15 divided by the squa</w:t>
-      </w:r>
-      <w:r>
-        <w:t>re root of 2 pi) and spread of the same order, and the signal in the 268 non-zero cells is small against them. The result on the public set is perplexity 130.22 and next-character accuracy 5.09 percent for seed 2026; over 50 seeds the perplexity is 142.2 p</w:t>
-      </w:r>
-      <w:r>
-        <w:t>lus or minus 27.5. Section 'Results' of the report shows how this changes with sigma: useful quality needs sigma of 0.1 or less, where epsilon is 48 or more.</w:t>
+        <w:t xml:space="preserve">The size of the signal and the noise explains the quality of the default model. Each client contributes at most 9 to a cell, and after division by five the largest signal in a cell is about 1.8. The noise has standard deviation 75 </w:t>
+      </w:r>
+      <w:r>
+        <w:t>in the sum and 15 in the model. The model keeps only the positive part of each parameter and adds 0.15, so each row of the table is dominated by random positive values of mean about 6 (15 divided by the square root of 2 pi) and spread of the same order, an</w:t>
+      </w:r>
+      <w:r>
+        <w:t>d the signal in the 268 non-zero cells is small against them. The result on the public set is perplexity 130.22 and next-character accuracy 5.09 percent for seed 2026; over 50 seeds the perplexity is 142.2 plus or minus 27.5. Section 'Results' of the repor</w:t>
+      </w:r>
+      <w:r>
+        <w:t>t shows how this changes with sigma: useful quality needs sigma of 0.1 or less, where epsilon is 48 or more.</w:t>
       </w:r>
     </w:p>
     <w:p>
       <w:r>
-        <w:t>The consequence for the design is that the default values were chosen to make the privacy figure l</w:t>
-      </w:r>
-      <w:r>
-        <w:t>ook moderate, not to make the model useful. The demonstrator is honest about the pipeline and the verification, and the project reports its limits instead of tuning the defaults to hide them.</w:t>
+        <w:t>The consequence for the design is that the default values were chosen to make the privacy figure look moderate, not to make the model useful. The d</w:t>
+      </w:r>
+      <w:r>
+        <w:t>emonstrator is honest about the pipeline and the verification, and the project reports its limits instead of tuning the defaults to hide them.</w:t>
       </w:r>
     </w:p>
     <w:p>
       <w:pPr>
-        <w:pStyle w:val="Heading2"/>
-      </w:pPr>
-      <w:r>
-        <w:t>7  Analysis of the Base Paper</w:t>
+        <w:pStyle w:val="Heading3"/>
+      </w:pPr>
+      <w:r>
+        <w:lastRenderedPageBreak/>
+        <w:t>6.2  Configuration of the neural adapter study</w:t>
       </w:r>
     </w:p>
     <w:p>
-      <w:r>
-        <w:t>The base paper recorded in the bat</w:t>
-      </w:r>
-      <w:r>
-        <w:t>ch files is Khan et al., "Deep learning approaches for continuous sign language recognition: a comprehensive review" (IEEE Access, volume 13, 2025) [1]. It is a survey of continuous sign language recognition (CSLR), the task of identifying consecutive sign</w:t>
-      </w:r>
-      <w:r>
-        <w:t xml:space="preserve">s in video streams without prior knowledge of their temporal boundaries. Its subject is therefore unrelated to federated learning, language models or unlearning, and the batch's own base-paper document says so: what the project adopts is the paper's </w:t>
+      <w:pPr>
+        <w:pStyle w:val="TableCaption"/>
+      </w:pPr>
+      <w:r>
+        <w:t>Table 8: Configuration of the neural adapter study</w:t>
+      </w:r>
+    </w:p>
+    <w:tbl>
+      <w:tblPr>
+        <w:tblStyle w:val="TableGrid"/>
+        <w:tblW w:w="0" w:type="auto"/>
+        <w:jc w:val="center"/>
+        <w:tblLook w:val="04A0" w:firstRow="1" w:lastRow="0" w:firstColumn="1" w:lastColumn="0" w:noHBand="0" w:noVBand="1"/>
+      </w:tblPr>
+      <w:tblGrid>
+        <w:gridCol w:w="2236"/>
+        <w:gridCol w:w="7081"/>
+      </w:tblGrid>
+      <w:tr>
+        <w:trPr>
+          <w:cantSplit/>
+          <w:tblHeader/>
+          <w:jc w:val="center"/>
+        </w:trPr>
+        <w:tc>
+          <w:tcPr>
+            <w:tcW w:w="2236" w:type="dxa"/>
+            <w:shd w:val="clear" w:color="auto" w:fill="D9E2F3"/>
+          </w:tcPr>
+          <w:p>
+            <w:pPr>
+              <w:spacing w:before="40" w:line="240" w:lineRule="auto"/>
+              <w:jc w:val="left"/>
+            </w:pPr>
+            <w:r>
+              <w:rPr>
+                <w:b/>
+                <w:sz w:val="19"/>
+              </w:rPr>
+              <w:t>Setting</w:t>
+            </w:r>
+          </w:p>
+        </w:tc>
+        <w:tc>
+          <w:tcPr>
+            <w:tcW w:w="7081" w:type="dxa"/>
+            <w:shd w:val="clear" w:color="auto" w:fill="D9E2F3"/>
+          </w:tcPr>
+          <w:p>
+            <w:pPr>
+              <w:spacing w:before="40" w:line="240" w:lineRule="auto"/>
+              <w:jc w:val="left"/>
+            </w:pPr>
+            <w:r>
+              <w:rPr>
+                <w:b/>
+                <w:sz w:val="19"/>
+              </w:rPr>
+              <w:t>Value</w:t>
+            </w:r>
+          </w:p>
+        </w:tc>
+      </w:tr>
+      <w:tr>
+        <w:trPr>
+          <w:cantSplit/>
+          <w:jc w:val="center"/>
+        </w:trPr>
+        <w:tc>
+          <w:tcPr>
+            <w:tcW w:w="2236" w:type="dxa"/>
+          </w:tcPr>
+          <w:p>
+            <w:pPr>
+              <w:spacing w:before="40" w:line="240" w:lineRule="auto"/>
+              <w:jc w:val="left"/>
+            </w:pPr>
+            <w:r>
+              <w:rPr>
+                <w:sz w:val="19"/>
+              </w:rPr>
+              <w:t>Base network</w:t>
+            </w:r>
+          </w:p>
+        </w:tc>
+        <w:tc>
+          <w:tcPr>
+            <w:tcW w:w="7081" w:type="dxa"/>
+          </w:tcPr>
+          <w:p>
+            <w:pPr>
+              <w:spacing w:before="40" w:line="240" w:lineRule="auto"/>
+              <w:jc w:val="left"/>
+            </w:pPr>
+            <w:r>
+              <w:rPr>
+                <w:sz w:val="19"/>
+              </w:rPr>
+              <w:t>Character GRU, embedding 32, hidden 192, 137,151 parameters, frozen after pre-training</w:t>
+            </w:r>
+          </w:p>
+        </w:tc>
+      </w:tr>
+      <w:tr>
+        <w:trPr>
+          <w:cantSplit/>
+          <w:jc w:val="center"/>
+        </w:trPr>
+        <w:tc>
+          <w:tcPr>
+            <w:tcW w:w="2236" w:type="dxa"/>
+          </w:tcPr>
+          <w:p>
+            <w:pPr>
+              <w:spacing w:before="40" w:line="240" w:lineRule="auto"/>
+              <w:jc w:val="left"/>
+            </w:pPr>
+            <w:r>
+              <w:rPr>
+                <w:sz w:val="19"/>
+              </w:rPr>
+              <w:t>Pre-training</w:t>
+            </w:r>
+          </w:p>
+        </w:tc>
+        <w:tc>
+          <w:tcPr>
+            <w:tcW w:w="7081" w:type="dxa"/>
+          </w:tcPr>
+          <w:p>
+            <w:pPr>
+              <w:spacing w:before="40" w:line="240" w:lineRule="auto"/>
+              <w:jc w:val="left"/>
+            </w:pPr>
+            <w:r>
+              <w:rPr>
+                <w:sz w:val="19"/>
+              </w:rPr>
+              <w:t>6,000 synthetic public sentences, 2,500 steps, batch 64, learning rate 3e-3 then 1e-3</w:t>
+            </w:r>
+          </w:p>
+        </w:tc>
+      </w:tr>
+      <w:tr>
+        <w:trPr>
+          <w:cantSplit/>
+          <w:jc w:val="center"/>
+        </w:trPr>
+        <w:tc>
+          <w:tcPr>
+            <w:tcW w:w="2236" w:type="dxa"/>
+          </w:tcPr>
+          <w:p>
+            <w:pPr>
+              <w:spacing w:before="40" w:line="240" w:lineRule="auto"/>
+              <w:jc w:val="left"/>
+            </w:pPr>
+            <w:r>
+              <w:rPr>
+                <w:sz w:val="19"/>
+              </w:rPr>
+              <w:t>Adapter</w:t>
+            </w:r>
+          </w:p>
+        </w:tc>
+        <w:tc>
+          <w:tcPr>
+            <w:tcW w:w="7081" w:type="dxa"/>
+          </w:tcPr>
+          <w:p>
+            <w:pPr>
+              <w:spacing w:before="40" w:line="240" w:lineRule="auto"/>
+              <w:jc w:val="left"/>
+            </w:pPr>
+            <w:r>
+              <w:rPr>
+                <w:sz w:val="19"/>
+              </w:rPr>
+              <w:t xml:space="preserve">LoRA-FA, rank 64, on the hidden-state residual </w:t>
+            </w:r>
+            <w:r>
+              <w:rPr>
+                <w:sz w:val="19"/>
+              </w:rPr>
+              <w:t>and the output projection; 14,272 trainable parameters per client</w:t>
+            </w:r>
+          </w:p>
+        </w:tc>
+      </w:tr>
+      <w:tr>
+        <w:trPr>
+          <w:cantSplit/>
+          <w:jc w:val="center"/>
+        </w:trPr>
+        <w:tc>
+          <w:tcPr>
+            <w:tcW w:w="2236" w:type="dxa"/>
+          </w:tcPr>
+          <w:p>
+            <w:pPr>
+              <w:spacing w:before="40" w:line="240" w:lineRule="auto"/>
+              <w:jc w:val="left"/>
+            </w:pPr>
+            <w:r>
+              <w:rPr>
+                <w:sz w:val="19"/>
+              </w:rPr>
+              <w:t>Adapter training</w:t>
+            </w:r>
+          </w:p>
+        </w:tc>
+        <w:tc>
+          <w:tcPr>
+            <w:tcW w:w="7081" w:type="dxa"/>
+          </w:tcPr>
+          <w:p>
+            <w:pPr>
+              <w:spacing w:before="40" w:line="240" w:lineRule="auto"/>
+              <w:jc w:val="left"/>
+            </w:pPr>
+            <w:r>
+              <w:rPr>
+                <w:sz w:val="19"/>
+              </w:rPr>
+              <w:t>Adam, learning rate 5e-3, 256 tokens per batch, 20 epochs; rank and epochs chosen by a pilot on one client (lowest held-out perplexity)</w:t>
+            </w:r>
+          </w:p>
+        </w:tc>
+      </w:tr>
+      <w:tr>
+        <w:trPr>
+          <w:cantSplit/>
+          <w:jc w:val="center"/>
+        </w:trPr>
+        <w:tc>
+          <w:tcPr>
+            <w:tcW w:w="2236" w:type="dxa"/>
+          </w:tcPr>
+          <w:p>
+            <w:pPr>
+              <w:spacing w:before="40" w:line="240" w:lineRule="auto"/>
+              <w:jc w:val="left"/>
+            </w:pPr>
+            <w:r>
+              <w:rPr>
+                <w:sz w:val="19"/>
+              </w:rPr>
+              <w:t>Federation</w:t>
+            </w:r>
+          </w:p>
+        </w:tc>
+        <w:tc>
+          <w:tcPr>
+            <w:tcW w:w="7081" w:type="dxa"/>
+          </w:tcPr>
+          <w:p>
+            <w:pPr>
+              <w:spacing w:before="40" w:line="240" w:lineRule="auto"/>
+              <w:jc w:val="left"/>
+            </w:pPr>
+            <w:r>
+              <w:rPr>
+                <w:sz w:val="19"/>
+              </w:rPr>
+              <w:t xml:space="preserve">8 clients, one </w:t>
+            </w:r>
+            <w:r>
+              <w:rPr>
+                <w:sz w:val="19"/>
+              </w:rPr>
+              <w:t>aggregation round, C = median raw norm (12.9 to 13.4), delta 1e-5, 5 seeds, 40 removal requests per sigma</w:t>
+            </w:r>
+          </w:p>
+        </w:tc>
+      </w:tr>
+      <w:tr>
+        <w:trPr>
+          <w:cantSplit/>
+          <w:jc w:val="center"/>
+        </w:trPr>
+        <w:tc>
+          <w:tcPr>
+            <w:tcW w:w="2236" w:type="dxa"/>
+          </w:tcPr>
+          <w:p>
+            <w:pPr>
+              <w:spacing w:before="40" w:line="240" w:lineRule="auto"/>
+              <w:jc w:val="left"/>
+            </w:pPr>
+            <w:r>
+              <w:rPr>
+                <w:sz w:val="19"/>
+              </w:rPr>
+              <w:t>Noise multipliers</w:t>
+            </w:r>
+          </w:p>
+        </w:tc>
+        <w:tc>
+          <w:tcPr>
+            <w:tcW w:w="7081" w:type="dxa"/>
+          </w:tcPr>
+          <w:p>
+            <w:pPr>
+              <w:spacing w:before="40" w:line="240" w:lineRule="auto"/>
+              <w:jc w:val="left"/>
+            </w:pPr>
+            <w:r>
+              <w:rPr>
+                <w:sz w:val="19"/>
+              </w:rPr>
+              <w:t>0, 0.003, 0.01, 0.03, 0.05, 0.1, 0.3, 1, 3</w:t>
+            </w:r>
+          </w:p>
+        </w:tc>
+      </w:tr>
+      <w:tr>
+        <w:trPr>
+          <w:cantSplit/>
+          <w:jc w:val="center"/>
+        </w:trPr>
+        <w:tc>
+          <w:tcPr>
+            <w:tcW w:w="2236" w:type="dxa"/>
+          </w:tcPr>
+          <w:p>
+            <w:pPr>
+              <w:spacing w:before="40" w:line="240" w:lineRule="auto"/>
+              <w:jc w:val="left"/>
+            </w:pPr>
+            <w:r>
+              <w:rPr>
+                <w:sz w:val="19"/>
+              </w:rPr>
+              <w:t>Cost</w:t>
+            </w:r>
+          </w:p>
+        </w:tc>
+        <w:tc>
+          <w:tcPr>
+            <w:tcW w:w="7081" w:type="dxa"/>
+          </w:tcPr>
+          <w:p>
+            <w:pPr>
+              <w:spacing w:before="40" w:line="240" w:lineRule="auto"/>
+              <w:jc w:val="left"/>
+            </w:pPr>
+            <w:r>
+              <w:rPr>
+                <w:sz w:val="19"/>
+              </w:rPr>
+              <w:t>234 s for the whole experiment on 4 CPU threads (pre-training cached)</w:t>
+            </w:r>
+          </w:p>
+        </w:tc>
+      </w:tr>
+    </w:tbl>
+    <w:p>
+      <w:pPr>
+        <w:spacing w:after="80" w:line="144" w:lineRule="auto"/>
+      </w:pPr>
+    </w:p>
+    <w:p>
+      <w:r>
+        <w:t>The bigram</w:t>
+      </w:r>
+      <w:r>
+        <w:t xml:space="preserve"> product and the neural study share every rule of the protocol (clip, sum, Gaussian noise, divide, subtract) and differ in the vector that is aggregated: 1,089 bigram counts in one case, 14,272 adapter coefficients in the other. The neural study shows that</w:t>
+      </w:r>
+      <w:r>
+        <w:t xml:space="preserve"> the method does not depend on the bigram table; its scale (a 137k-parameter network, 8 clients, one round) is the boundary of what the project demonstrates, and billion-parameter pretrained models are outside its scope and hardware.</w:t>
+      </w:r>
+    </w:p>
+    <w:p>
+      <w:pPr>
+        <w:pStyle w:val="Heading2"/>
+      </w:pPr>
+      <w:r>
+        <w:t>7  Analysis of the Bas</w:t>
+      </w:r>
+      <w:r>
+        <w:t>e Paper</w:t>
+      </w:r>
+    </w:p>
+    <w:p>
+      <w:r>
+        <w:t>The base paper recorded in the batch files is Khan et al., "Deep learning approaches for continuous sign language recognition: a comprehensive review" (IEEE Access, volume 13, 2025) [1]. It is a survey of continuous sign language recognition (CSLR)</w:t>
+      </w:r>
+      <w:r>
+        <w:t>, the task of identifying consecutive signs in video streams without prior knowledge of their temporal boundaries. Its subject is therefore unrelated to federated learning, language models or unlearning, and the batch's own base-paper document says so: wha</w:t>
+      </w:r>
+      <w:r>
+        <w:t xml:space="preserve">t the project adopts is the paper's </w:t>
       </w:r>
       <w:r>
         <w:rPr>
           <w:b/>
         </w:rPr>
-        <w:t>review</w:t>
-      </w:r>
-      <w:r>
-        <w:rPr>
-          <w:b/>
-        </w:rPr>
-        <w:t xml:space="preserve"> method</w:t>
+        <w:t>review method</w:t>
       </w:r>
       <w:r>
         <w:t>, not its technology.</w:t>
@@ -5690,20 +6670,20 @@
     </w:p>
     <w:p>
       <w:r>
-        <w:t>Reading its abstract and section structure shows the method clearly. The authors argue that earlier CSLR research lacked a unified framework joining spatial, temporal and alignment approaches, and respo</w:t>
-      </w:r>
-      <w:r>
-        <w:t>nd by organising the literature into a taxonomy. The taxonomy covers the sign language studied, data collection, input method, gesture signals, identification methods, the datasets applied and overall efficiency. The paper's sections move from the task and</w:t>
-      </w:r>
-      <w:r>
-        <w:t xml:space="preserve"> its input modalities, through acquisition devices (sensor-based, vision-based and hybrid), to the methods and materials, including the datasets used. The deep-learning models are then grouped by </w:t>
+        <w:t>Reading its abstract and section structure shows the method clearly. The authors argue that earlier CSLR research lacked a unified framework joining spatial, te</w:t>
+      </w:r>
+      <w:r>
+        <w:t>mporal and alignment approaches, and respond by organising the literature into a taxonomy. The taxonomy covers the sign language studied, data collection, input method, gesture signals, identification methods, the datasets applied and overall efficiency. T</w:t>
+      </w:r>
+      <w:r>
+        <w:t xml:space="preserve">he paper's sections move from the task and its input modalities, through acquisition devices (sensor-based, vision-based and hybrid), to the methods and materials, including the datasets used. The deep-learning models are then grouped by spatial, temporal </w:t>
+      </w:r>
+      <w:r>
+        <w:t xml:space="preserve">and alignment approach, and for each group the paper describes the benefits </w:t>
       </w:r>
       <w:r>
         <w:lastRenderedPageBreak/>
-        <w:t>spatial, temporal and alignment approach, and for each group</w:t>
-      </w:r>
-      <w:r>
-        <w:t xml:space="preserve"> the paper describes the benefits and the drawbacks. It closes with the open challenges, which it lists as the need for diverse and naturalistic datasets, signer diversity and real-time systems.</w:t>
+        <w:t>and the drawbacks. It closes with the open challenges, which it lists as the need for diverse and naturalistic datasets, signer diversity and real-time systems.</w:t>
       </w:r>
     </w:p>
     <w:p>
@@ -5711,7 +6691,10 @@
         <w:pStyle w:val="Heading3"/>
       </w:pPr>
       <w:r>
-        <w:t>7.2  The method adopted here</w:t>
+        <w:t>7.2  The method ado</w:t>
+      </w:r>
+      <w:r>
+        <w:t>pted here</w:t>
       </w:r>
     </w:p>
     <w:p>
@@ -5725,19 +6708,16 @@
         <w:t>organise</w:t>
       </w:r>
       <w:r>
-        <w:t xml:space="preserve"> existing work into classes rather than listing papers one by one; for this project the classes are the approaches to removing a client from a federated model (the table of approaches below). Second, </w:t>
+        <w:t xml:space="preserve"> existing work into classes rather than listing papers one by one; for this project the classes are the approaches to removing a client from a federated model (the table of approaches below). </w:t>
+      </w:r>
+      <w:r>
+        <w:t xml:space="preserve">Second, </w:t>
       </w:r>
       <w:r>
         <w:rPr>
           <w:b/>
         </w:rPr>
-        <w:t>co</w:t>
-      </w:r>
-      <w:r>
-        <w:rPr>
-          <w:b/>
-        </w:rPr>
-        <w:t>mpare</w:t>
+        <w:t>compare</w:t>
       </w:r>
       <w:r>
         <w:t xml:space="preserve"> each class on strengths and limitations against the same criteria; here the criteria are cost, strength of evidence, utility impact, applicability to federated LLM pipelines and auditability (the comparison of classes). Third, </w:t>
@@ -5749,10 +6729,10 @@
         <w:t>name the gap</w:t>
       </w:r>
       <w:r>
-        <w:t xml:space="preserve"> that the c</w:t>
-      </w:r>
-      <w:r>
-        <w:t>omparison leaves open (the research-gap section), and let the gap define the objectives.</w:t>
+        <w:t xml:space="preserve"> </w:t>
+      </w:r>
+      <w:r>
+        <w:t>that the comparison leaves open (the research-gap section), and let the gap define the objectives.</w:t>
       </w:r>
     </w:p>
     <w:p>
@@ -5765,13 +6745,13 @@
     </w:p>
     <w:p>
       <w:r>
-        <w:t>No algorithm, dataset, metric or result of the sign-language paper is used in ForgetSafe, and no numerical comparison between the</w:t>
-      </w:r>
-      <w:r>
-        <w:t xml:space="preserve"> two is possible or made: they address different tasks, data and measures. Where the report compares the project with published work numerically or in kind, the comparison is with the technically closest papers, [2], [3] and [4], and even there it is quali</w:t>
-      </w:r>
-      <w:r>
-        <w:t>tative, because their datasets (image classification benchmarks, LLM unlearning benchmarks) and models differ from the character-level proxy used here.</w:t>
+        <w:t>No algorithm, dataset, metric or result of the sign-language paper is used in ForgetSafe, and no numerical comparison b</w:t>
+      </w:r>
+      <w:r>
+        <w:t>etween the two is possible or made: they address different tasks, data and measures. Where the report compares the project with published work numerically or in kind, the comparison is with the technically closest papers, [2], [3] and [4], and even there i</w:t>
+      </w:r>
+      <w:r>
+        <w:t>t is qualitative, because their datasets (image classification benchmarks, LLM unlearning benchmarks) and models differ from the character-level proxy used here.</w:t>
       </w:r>
     </w:p>
     <w:p>
@@ -5784,13 +6764,13 @@
     </w:p>
     <w:p>
       <w:r>
-        <w:t xml:space="preserve">The base paper [1] contributes a review </w:t>
-      </w:r>
-      <w:r>
-        <w:t>method; the closest technical papers [2]-[4] contribute unlearning algorithms and evaluations. The table states what ForgetSafe adds or does differently. None of it is claimed as new to the field, and the systems are not compared numerically, because their</w:t>
-      </w:r>
-      <w:r>
-        <w:t xml:space="preserve"> tasks, data and metrics differ.</w:t>
+        <w:t xml:space="preserve">The base paper [1] contributes a </w:t>
+      </w:r>
+      <w:r>
+        <w:t>review method; the closest technical papers [2]-[4] contribute unlearning algorithms and evaluations. The table states what ForgetSafe adds or does differently. None of it is claimed as new to the field, and the systems are not compared numerically, becaus</w:t>
+      </w:r>
+      <w:r>
+        <w:t>e their tasks, data and metrics differ.</w:t>
       </w:r>
     </w:p>
     <w:p>
@@ -5798,7 +6778,7 @@
         <w:pStyle w:val="TableCaption"/>
       </w:pPr>
       <w:r>
-        <w:t>Table 7: Differences from the base paper and the closest technical work</w:t>
+        <w:t>Table 9: Differences from the base paper and the closest technical work</w:t>
       </w:r>
     </w:p>
     <w:tbl>
@@ -5932,13 +6912,13 @@
               <w:rPr>
                 <w:sz w:val="18"/>
               </w:rPr>
-              <w:t>Survey of sign-language recognition; taxonomy and g</w:t>
+              <w:t xml:space="preserve">Survey of sign-language recognition; </w:t>
             </w:r>
             <w:r>
               <w:rPr>
                 <w:sz w:val="18"/>
               </w:rPr>
-              <w:t>aps</w:t>
+              <w:t>taxonomy and gaps</w:t>
             </w:r>
           </w:p>
         </w:tc>
@@ -5995,7 +6975,7 @@
               <w:rPr>
                 <w:sz w:val="18"/>
               </w:rPr>
-              <w:t>Subject</w:t>
+              <w:t>What is reused</w:t>
             </w:r>
           </w:p>
         </w:tc>
@@ -6012,7 +6992,7 @@
               <w:rPr>
                 <w:sz w:val="18"/>
               </w:rPr>
-              <w:t>Continuous sign language recognition</w:t>
+              <w:t>The method: taxonomy, comparison, gap</w:t>
             </w:r>
           </w:p>
         </w:tc>
@@ -6029,7 +7009,7 @@
               <w:rPr>
                 <w:sz w:val="18"/>
               </w:rPr>
-              <w:t>Federated and federated-LLM unlearning</w:t>
+              <w:t>The problem setting and the retraining reference</w:t>
             </w:r>
           </w:p>
         </w:tc>
@@ -6046,13 +7026,7 @@
               <w:rPr>
                 <w:sz w:val="18"/>
               </w:rPr>
-              <w:t xml:space="preserve">Federated unlearning with </w:t>
-            </w:r>
-            <w:r>
-              <w:rPr>
-                <w:sz w:val="18"/>
-              </w:rPr>
-              <w:t>certificates for an LLM-adapter stand-in</w:t>
+              <w:t>Method from [1]; setting and reference from [2]-[4]</w:t>
             </w:r>
           </w:p>
         </w:tc>
@@ -6075,7 +7049,7 @@
               <w:rPr>
                 <w:sz w:val="18"/>
               </w:rPr>
-              <w:t>What is reused</w:t>
+              <w:t>Removal mechanism</w:t>
             </w:r>
           </w:p>
         </w:tc>
@@ -6092,7 +7066,7 @@
               <w:rPr>
                 <w:sz w:val="18"/>
               </w:rPr>
-              <w:t>The method: taxonomy, comparison, gap</w:t>
+              <w:t>Not applicable</w:t>
             </w:r>
           </w:p>
         </w:tc>
@@ -6109,7 +7083,7 @@
               <w:rPr>
                 <w:sz w:val="18"/>
               </w:rPr>
-              <w:t>The problem setting and the retraining reference</w:t>
+              <w:t>Pruning [2]; unlearning algorithms [3]; primal-dual optimisation [4]</w:t>
             </w:r>
           </w:p>
         </w:tc>
@@ -6126,7 +7100,13 @@
               <w:rPr>
                 <w:sz w:val="18"/>
               </w:rPr>
-              <w:t>Method from [1]; setting and reference from [2]-[4]</w:t>
+              <w:t xml:space="preserve">Exact subtraction of the tracked clipped update from a noisy sum, on bigram counts and on neural </w:t>
+            </w:r>
+            <w:r>
+              <w:rPr>
+                <w:sz w:val="18"/>
+              </w:rPr>
+              <w:t>adapter vectors</w:t>
             </w:r>
           </w:p>
         </w:tc>
@@ -6149,7 +7129,7 @@
               <w:rPr>
                 <w:sz w:val="18"/>
               </w:rPr>
-              <w:t>Removal mechanism</w:t>
+              <w:t>Evidence of removal</w:t>
             </w:r>
           </w:p>
         </w:tc>
@@ -6183,30 +7163,24 @@
               <w:rPr>
                 <w:sz w:val="18"/>
               </w:rPr>
-              <w:t>Pruning [2]; unlearning al</w:t>
-            </w:r>
+              <w:t>Experimental metrics (forgetting, utility, attacks)</w:t>
+            </w:r>
+          </w:p>
+        </w:tc>
+        <w:tc>
+          <w:tcPr>
+            <w:tcW w:w="3261" w:type="dxa"/>
+          </w:tcPr>
+          <w:p>
+            <w:pPr>
+              <w:spacing w:before="40" w:line="240" w:lineRule="auto"/>
+              <w:jc w:val="left"/>
+            </w:pPr>
             <w:r>
               <w:rPr>
                 <w:sz w:val="18"/>
               </w:rPr>
-              <w:t>gorithms [3]; primal-dual optimisation [4]</w:t>
-            </w:r>
-          </w:p>
-        </w:tc>
-        <w:tc>
-          <w:tcPr>
-            <w:tcW w:w="3261" w:type="dxa"/>
-          </w:tcPr>
-          <w:p>
-            <w:pPr>
-              <w:spacing w:before="40" w:line="240" w:lineRule="auto"/>
-              <w:jc w:val="left"/>
-            </w:pPr>
-            <w:r>
-              <w:rPr>
-                <w:sz w:val="18"/>
-              </w:rPr>
-              <w:t>Exact subtraction of the tracked clipped update from a noisy sum</w:t>
+              <w:t>Per-request certificate (reference distance, attack AUC before and after, utility retention, model hashes) and a fresh-noise retraining comparison</w:t>
             </w:r>
           </w:p>
         </w:tc>
@@ -6229,7 +7203,13 @@
               <w:rPr>
                 <w:sz w:val="18"/>
               </w:rPr>
-              <w:t>Evidence of removal</w:t>
+              <w:t>Reco</w:t>
+            </w:r>
+            <w:r>
+              <w:rPr>
+                <w:sz w:val="18"/>
+              </w:rPr>
+              <w:t>rd keeping</w:t>
             </w:r>
           </w:p>
         </w:tc>
@@ -6263,7 +7243,7 @@
               <w:rPr>
                 <w:sz w:val="18"/>
               </w:rPr>
-              <w:t>Experimental metrics (forgetting, utility, attacks)</w:t>
+              <w:t>Not part of the methods</w:t>
             </w:r>
           </w:p>
         </w:tc>
@@ -6280,13 +7260,7 @@
               <w:rPr>
                 <w:sz w:val="18"/>
               </w:rPr>
-              <w:t>Per-request certificate: reference distance, attack AUC befo</w:t>
-            </w:r>
-            <w:r>
-              <w:rPr>
-                <w:sz w:val="18"/>
-              </w:rPr>
-              <w:t>re and after, utility retention, model hashes</w:t>
+              <w:t>Hash-chained ledger with a verifier and a measured tamper study</w:t>
             </w:r>
           </w:p>
         </w:tc>
@@ -6310,7 +7284,7 @@
                 <w:sz w:val="18"/>
               </w:rPr>
               <w:lastRenderedPageBreak/>
-              <w:t>Record keeping</w:t>
+              <w:t>Models and data</w:t>
             </w:r>
           </w:p>
         </w:tc>
@@ -6327,7 +7301,7 @@
               <w:rPr>
                 <w:sz w:val="18"/>
               </w:rPr>
-              <w:t>Not applicable</w:t>
+              <w:t>Sign-language video datasets</w:t>
             </w:r>
           </w:p>
         </w:tc>
@@ -6344,7 +7318,7 @@
               <w:rPr>
                 <w:sz w:val="18"/>
               </w:rPr>
-              <w:t>Not part of the methods</w:t>
+              <w:t>CIFAR, EMNIST, MedMNIST, Income, TOFU and MUSE with deep models</w:t>
             </w:r>
           </w:p>
         </w:tc>
@@ -6361,7 +7335,13 @@
               <w:rPr>
                 <w:sz w:val="18"/>
               </w:rPr>
-              <w:t>Hash-chained ledger with a verifier and a documented tamper study</w:t>
+              <w:t>Bigram model (1,089 parameters),</w:t>
+            </w:r>
+            <w:r>
+              <w:rPr>
+                <w:sz w:val="18"/>
+              </w:rPr>
+              <w:t xml:space="preserve"> a 137,151-parameter GRU with low-rank adapters, synthetic corpora</w:t>
             </w:r>
           </w:p>
         </w:tc>
@@ -6384,7 +7364,7 @@
               <w:rPr>
                 <w:sz w:val="18"/>
               </w:rPr>
-              <w:t>Models and data</w:t>
+              <w:t>Privacy and scale</w:t>
             </w:r>
           </w:p>
         </w:tc>
@@ -6401,7 +7381,7 @@
               <w:rPr>
                 <w:sz w:val="18"/>
               </w:rPr>
-              <w:t>Sign-language video datasets</w:t>
+              <w:t>Not applicable</w:t>
             </w:r>
           </w:p>
         </w:tc>
@@ -6418,30 +7398,30 @@
               <w:rPr>
                 <w:sz w:val="18"/>
               </w:rPr>
-              <w:t xml:space="preserve">CIFAR, EMNIST, MedMNIST, Income, TOFU and </w:t>
-            </w:r>
+              <w:t>Bounds relative to retraining [4]; empirical resilience</w:t>
+            </w:r>
+          </w:p>
+        </w:tc>
+        <w:tc>
+          <w:tcPr>
+            <w:tcW w:w="3261" w:type="dxa"/>
+          </w:tcPr>
+          <w:p>
+            <w:pPr>
+              <w:spacing w:before="40" w:line="240" w:lineRule="auto"/>
+              <w:jc w:val="left"/>
+            </w:pPr>
             <w:r>
               <w:rPr>
                 <w:sz w:val="18"/>
               </w:rPr>
-              <w:t>MUSE with deep models</w:t>
-            </w:r>
-          </w:p>
-        </w:tc>
-        <w:tc>
-          <w:tcPr>
-            <w:tcW w:w="3261" w:type="dxa"/>
-          </w:tcPr>
-          <w:p>
-            <w:pPr>
-              <w:spacing w:before="40" w:line="240" w:lineRule="auto"/>
-              <w:jc w:val="left"/>
-            </w:pPr>
+              <w:t xml:space="preserve">Measures when epsilon below 1 and a useful model coexist: from 1,000 clients on the synthetic </w:t>
+            </w:r>
             <w:r>
               <w:rPr>
                 <w:sz w:val="18"/>
               </w:rPr>
-              <w:t>Character-bigram proxy (1,089 parameters) on 25 synthetic sentences</w:t>
+              <w:t>corpus</w:t>
             </w:r>
           </w:p>
         </w:tc>
@@ -6515,13 +7495,13 @@
               <w:rPr>
                 <w:sz w:val="18"/>
               </w:rPr>
-              <w:t xml:space="preserve">Tests its own certificate: noise dominance, identity-style reference, epsilon validity </w:t>
+              <w:t>Tests its own certificate and service: noise dominance, identity-style reference, epsilon validity range, ledger blind spots, load, 58 security probes, scripted acceptanc</w:t>
             </w:r>
             <w:r>
               <w:rPr>
                 <w:sz w:val="18"/>
               </w:rPr>
-              <w:t>range, ledger blind spots</w:t>
+              <w:t>e</w:t>
             </w:r>
           </w:p>
         </w:tc>
@@ -6534,13 +7514,13 @@
     </w:p>
     <w:p>
       <w:r>
-        <w:t>The last row is the contribution the project is most ready to defend. With the default noise, an unlearned model lies at an L2 distance of 875 from a retrain that draws fresh noise, and two independent retrains lie at 881 from e</w:t>
-      </w:r>
-      <w:r>
-        <w:t>ach other (200 pairs): the gap is the noise, not a residue of the removed client. Without noise, the attack AUC falls from 0.99 to 0.54. These two measurements, rather than the 1e-14 reference distance, are the evidence that removal worked, and they are re</w:t>
-      </w:r>
-      <w:r>
-        <w:t>ported in Chapter 8.</w:t>
+        <w:t>The last row is the contribution the project is most ready to defend. With the default noise, an unlearned model lies at an L2 distance of 875 from a retrain that draws fresh noise, and two independent retrains lie at 881 from each other (200 pairs): t</w:t>
+      </w:r>
+      <w:r>
+        <w:t>he gap is the noise, not a residue of the removed client. Without noise, the attack AUC falls from 0.99 to 0.54. These two measurements, rather than the 1e-14 reference distance, are the evidence that removal worked, and they are reported in Chapter 8. The</w:t>
+      </w:r>
+      <w:r>
+        <w:t xml:space="preserve"> neural adapter study repeats both measurements on a different model: the client-level attack AUC falls from 0.78 to 0.53, equal to a fresh retraining (0.53), and the removal takes 24 microseconds against 5.9 s for retraining the seven retained adapters.</w:t>
       </w:r>
     </w:p>
     <w:p>
@@ -6548,15 +7528,15 @@
         <w:pStyle w:val="Heading2"/>
       </w:pPr>
       <w:r>
-        <w:t>9  Contributions</w:t>
+        <w:t>9</w:t>
+      </w:r>
+      <w:r>
+        <w:t xml:space="preserve">  Contributions</w:t>
       </w:r>
     </w:p>
     <w:p>
       <w:r>
-        <w:t xml:space="preserve">The contributions of the project are listed below as they will be defended in the later chapters. None is claimed as new to the field; the novelty statement is in the novelty section of the methodology document and in </w:t>
-      </w:r>
-      <w:r>
-        <w:t>Chapter 2.</w:t>
+        <w:t>The contributions of the project are listed below as they will be defended in the later chapters. None is claimed as new to the field; the novelty statement is in the novelty section of the methodology document and in Chapter 2.</w:t>
       </w:r>
     </w:p>
     <w:p>
@@ -6576,10 +7556,19 @@
         <w:rPr>
           <w:b/>
         </w:rPr>
-        <w:t>An end-to-end workflow</w:t>
-      </w:r>
-      <w:r>
-        <w:t xml:space="preserve"> that joins federated training, parameter-level client removal, verification and compliance record-keeping in one runnable program, with the model isolated behind a small interface so that a LoRA adapter tensor could replace the bigram proxy.</w:t>
+        <w:t>An end-t</w:t>
+      </w:r>
+      <w:r>
+        <w:rPr>
+          <w:b/>
+        </w:rPr>
+        <w:t>o-end workflow</w:t>
+      </w:r>
+      <w:r>
+        <w:t xml:space="preserve"> that joins federated training, parameter-level client removal, verification and compliance record-keeping in one runnable program, with the model isolated behind a small interface; the same method is then applied unchanged to neural adapter </w:t>
+      </w:r>
+      <w:r>
+        <w:t>vectors.</w:t>
       </w:r>
     </w:p>
     <w:p>
@@ -6599,19 +7588,13 @@
         <w:rPr>
           <w:b/>
         </w:rPr>
-        <w:t>Tracked-up</w:t>
-      </w:r>
-      <w:r>
-        <w:rPr>
-          <w:b/>
-        </w:rPr>
-        <w:t>date unlearning with a certificate.</w:t>
-      </w:r>
-      <w:r>
-        <w:t xml:space="preserve"> Each client's clipped update is stored; removing the client subtracts that update from the noisy aggregate and renormalises, in time independent of the amount of client data, and issues a certificate carrying the privacy</w:t>
-      </w:r>
-      <w:r>
-        <w:t xml:space="preserve"> parameters, the reference distance, the attack and utility measurements and the model hashes before and after.</w:t>
+        <w:t>Tracked-update unlearning with a certificate.</w:t>
+      </w:r>
+      <w:r>
+        <w:t xml:space="preserve"> Each client's clipped update is stored; removing the client subtracts that update from the noisy aggregate and renormalises, in time independent of the amount of client data, and issues a certificat</w:t>
+      </w:r>
+      <w:r>
+        <w:t>e carrying the privacy parameters, the reference distance, the attack and utility measurements and the model hashes before and after.</w:t>
       </w:r>
     </w:p>
     <w:p>
@@ -6634,10 +7617,10 @@
         <w:t>A verification stack</w:t>
       </w:r>
       <w:r>
-        <w:t xml:space="preserve"> of a reference recomputation, a loss-based membership-inference AUC, public-set perplexity and accuracy, and a utility-r</w:t>
-      </w:r>
-      <w:r>
-        <w:t>etention floor, applied to every request.</w:t>
+        <w:t xml:space="preserve"> of a reference recomputation, a loss-based membership-inference AUC, public-set perplexity and acc</w:t>
+      </w:r>
+      <w:r>
+        <w:t>uracy, and a utility-retention floor, applied to every request, plus a fresh-noise retraining comparison that tests what the certificate does not.</w:t>
       </w:r>
     </w:p>
     <w:p>
@@ -6648,6 +7631,7 @@
         <w:ind w:left="576" w:hanging="432"/>
       </w:pPr>
       <w:r>
+        <w:lastRenderedPageBreak/>
         <w:t>4.</w:t>
       </w:r>
       <w:r>
@@ -6660,7 +7644,10 @@
         <w:t>A hash-chained audit ledger</w:t>
       </w:r>
       <w:r>
-        <w:t xml:space="preserve"> with a verifier and a tamper study that separates the edits it detects (field edits, deletions, re-ordering) from those it cannot (tail truncation, full re-hashing, forged appends).</w:t>
+        <w:t xml:space="preserve"> with a verifier and a tamper study that separates the edits it detects (field </w:t>
+      </w:r>
+      <w:r>
+        <w:t>edits, deletions, re-ordering) from those it cannot (tail truncation, full re-hashing, forged appends, an emptied file).</w:t>
       </w:r>
     </w:p>
     <w:p>
@@ -6671,10 +7658,7 @@
         <w:ind w:left="576" w:hanging="432"/>
       </w:pPr>
       <w:r>
-        <w:t>5</w:t>
-      </w:r>
-      <w:r>
-        <w:t>.</w:t>
+        <w:t>5.</w:t>
       </w:r>
       <w:r>
         <w:tab/>
@@ -6686,14 +7670,10 @@
         <w:t>A React demonstrator and a JSON API</w:t>
       </w:r>
       <w:r>
-        <w:t xml:space="preserve"> that let an operator train, remove a client, read the certificate, sample the model and verify the ledger, with documented error handling for </w:t>
-      </w:r>
-      <w:r>
-        <w:lastRenderedPageBreak/>
-        <w:t>the invalid requests (untrained, unknown client, repeated removal, removal o</w:t>
-      </w:r>
-      <w:r>
-        <w:t>f the last client).</w:t>
+        <w:t xml:space="preserve"> that let an operator train, remove a client, read the certificate, sample the model and verify t</w:t>
+      </w:r>
+      <w:r>
+        <w:t>he ledger, with documented error handling for the invalid requests.</w:t>
       </w:r>
     </w:p>
     <w:p>
@@ -6713,13 +7693,45 @@
         <w:rPr>
           <w:b/>
         </w:rPr>
-        <w:t>An honest measurement study</w:t>
-      </w:r>
-      <w:r>
-        <w:t xml:space="preserve"> over 50 seeds, a noise sweep, a fresh-noise retraining comparison, a noise-free attack, sequential removal, scaling and API latency. It shows that at the default setting the model is dominated by noise (pe</w:t>
-      </w:r>
-      <w:r>
-        <w:t>rplexity 142 against 32 for a uniform model), that the reference check is an algebraic identity, and that the reported epsilon of 1.61 lies outside the range in which the classical bound is valid.</w:t>
+        <w:t>A measurement study on synthetic data.</w:t>
+      </w:r>
+      <w:r>
+        <w:t xml:space="preserve"> At the default setting the model is dominated by noise (perplexity 142 against 32 for a uniform model) and the reference check is an algebraic identity. The synthetic-corpus study shows that epsilon below 1 and a useful model coexist once the federation i</w:t>
+      </w:r>
+      <w:r>
+        <w:t>s large (within 1.2 times the noise-free perplexity from 1,000 clients; five removals at epsilon 0.999 all certified). The neural study shows that removal is real and equals a fresh retraining (24 microseconds against 5.9 s).</w:t>
+      </w:r>
+    </w:p>
+    <w:p>
+      <w:pPr>
+        <w:tabs>
+          <w:tab w:val="left" w:pos="576"/>
+        </w:tabs>
+        <w:ind w:left="576" w:hanging="432"/>
+      </w:pPr>
+      <w:r>
+        <w:t>7.</w:t>
+      </w:r>
+      <w:r>
+        <w:tab/>
+      </w:r>
+      <w:r>
+        <w:rPr>
+          <w:b/>
+        </w:rPr>
+        <w:t>Testing evidence for the se</w:t>
+      </w:r>
+      <w:r>
+        <w:rPr>
+          <w:b/>
+        </w:rPr>
+        <w:t>rvice.</w:t>
+      </w:r>
+      <w:r>
+        <w:t xml:space="preserve"> Load and concurrency runs (one winner among 32 simultaneous removals of the same client, a valid chain after 16 simultaneous trainings), 58 security probes with 8 defects reported and ranked for repair, and 20 of 20 scripted synthetic-user acceptanc</w:t>
+      </w:r>
+      <w:r>
+        <w:t>e journeys passed.</w:t>
       </w:r>
     </w:p>
     <w:sectPr>
@@ -18496,7 +19508,7 @@
     <w:uiPriority w:val="39"/>
     <w:semiHidden/>
     <w:unhideWhenUsed/>
-    <w:rsid w:val="00DF012E"/>
+    <w:rsid w:val="009D6F3F"/>
     <w:pPr>
       <w:spacing w:after="20" w:line="240" w:lineRule="auto"/>
     </w:pPr>
@@ -18512,7 +19524,7 @@
     <w:uiPriority w:val="39"/>
     <w:semiHidden/>
     <w:unhideWhenUsed/>
-    <w:rsid w:val="00DF012E"/>
+    <w:rsid w:val="009D6F3F"/>
     <w:pPr>
       <w:spacing w:after="20" w:line="240" w:lineRule="auto"/>
       <w:ind w:left="240"/>
@@ -18528,7 +19540,7 @@
     <w:uiPriority w:val="99"/>
     <w:semiHidden/>
     <w:unhideWhenUsed/>
-    <w:rsid w:val="00DF012E"/>
+    <w:rsid w:val="009D6F3F"/>
     <w:pPr>
       <w:spacing w:after="20" w:line="240" w:lineRule="auto"/>
     </w:pPr>
@@ -18864,7 +19876,7 @@
 </file>
 
 <file path=customXml/itemProps1.xml><?xml version="1.0" encoding="utf-8"?>
-<ds:datastoreItem xmlns:ds="http://schemas.openxmlformats.org/officeDocument/2006/customXml" ds:itemID="{2B23344C-4C6D-4048-A145-1F02EDECF274}">
+<ds:datastoreItem xmlns:ds="http://schemas.openxmlformats.org/officeDocument/2006/customXml" ds:itemID="{0DCDDFAE-22E3-4960-BCB5-1982C6E420E2}">
   <ds:schemaRefs>
     <ds:schemaRef ds:uri="http://schemas.openxmlformats.org/officeDocument/2006/bibliography"/>
   </ds:schemaRefs>
